--- a/EP07_risk-pooling_vampire-bat/EP07_shot-list.docx
+++ b/EP07_risk-pooling_vampire-bat/EP07_shot-list.docx
@@ -656,7 +656,7 @@
                 <w:b w:val="0"/>
                 <w:sz w:val="17"/>
               </w:rPr>
-              <w:t>Close-up of the teal-blue fox host (rounded chunky body</w:t>
+              <w:t>Close-up of teal-blue fox host (rounded chunky body</w:t>
             </w:r>
           </w:p>
         </w:tc>
@@ -748,7 +748,7 @@
                 <w:b w:val="0"/>
                 <w:sz w:val="17"/>
               </w:rPr>
-              <w:t>Same the teal-blue fox host (rounded chunky body</w:t>
+              <w:t>Same teal-blue fox host (rounded chunky body</w:t>
             </w:r>
           </w:p>
         </w:tc>
@@ -840,7 +840,7 @@
                 <w:b w:val="0"/>
                 <w:sz w:val="17"/>
               </w:rPr>
-              <w:t>Wide shot of one small lone a simple rounded teal humanoid figure with no detail…</w:t>
+              <w:t>Wide shot of one small lone simple rounded teal humanoid figure (no facial detai…</w:t>
             </w:r>
           </w:p>
         </w:tc>
@@ -932,7 +932,7 @@
                 <w:b w:val="0"/>
                 <w:sz w:val="17"/>
               </w:rPr>
-              <w:t>Medium shot of a friendly rounded vampire bat (deep-navy body</w:t>
+              <w:t>Medium shot of rounded vampire bat (deep-navy body</w:t>
             </w:r>
           </w:p>
         </w:tc>
@@ -1024,7 +1024,7 @@
                 <w:b w:val="0"/>
                 <w:sz w:val="17"/>
               </w:rPr>
-              <w:t>Medium shot of the teal-blue fox host (rounded chunky body</w:t>
+              <w:t>Medium shot of teal-blue fox host (rounded chunky body</w:t>
             </w:r>
           </w:p>
         </w:tc>
@@ -1116,7 +1116,7 @@
                 <w:b w:val="0"/>
                 <w:sz w:val="17"/>
               </w:rPr>
-              <w:t>the teal-blue fox host (rounded chunky body</w:t>
+              <w:t>teal-blue fox host (rounded chunky body</w:t>
             </w:r>
           </w:p>
         </w:tc>
@@ -1208,7 +1208,7 @@
                 <w:b w:val="0"/>
                 <w:sz w:val="17"/>
               </w:rPr>
-              <w:t>Medium shot of the teal-blue fox host (rounded chunky body</w:t>
+              <w:t>Medium shot of teal-blue fox host (rounded chunky body</w:t>
             </w:r>
           </w:p>
         </w:tc>
@@ -1300,7 +1300,7 @@
                 <w:b w:val="0"/>
                 <w:sz w:val="17"/>
               </w:rPr>
-              <w:t>A single a simple rounded teal humanoid figure with no detailed face on an ochre…</w:t>
+              <w:t>A single simple rounded teal humanoid figure (no facial detail) on an ochre fiel…</w:t>
             </w:r>
           </w:p>
         </w:tc>
@@ -1392,7 +1392,7 @@
                 <w:b w:val="0"/>
                 <w:sz w:val="17"/>
               </w:rPr>
-              <w:t>The same a simple rounded teal humanoid figure with no detailed face as the coin</w:t>
+              <w:t>The same simple rounded teal humanoid figure (no facial detail) as the coin</w:t>
             </w:r>
           </w:p>
         </w:tc>
@@ -1484,7 +1484,7 @@
                 <w:b w:val="0"/>
                 <w:sz w:val="17"/>
               </w:rPr>
-              <w:t>The same a simple rounded teal humanoid figure with no detailed face standing al…</w:t>
+              <w:t>The same simple rounded teal humanoid figure (no facial detail) standing alone b…</w:t>
             </w:r>
           </w:p>
         </w:tc>
@@ -1576,7 +1576,7 @@
                 <w:b w:val="0"/>
                 <w:sz w:val="17"/>
               </w:rPr>
-              <w:t>the teal-blue fox host (rounded chunky body</w:t>
+              <w:t>teal-blue fox host (rounded chunky body</w:t>
             </w:r>
           </w:p>
         </w:tc>
@@ -1668,7 +1668,7 @@
                 <w:b w:val="0"/>
                 <w:sz w:val="17"/>
               </w:rPr>
-              <w:t>Centered hero shot of a friendly rounded vampire bat (deep-navy body</w:t>
+              <w:t>Centered hero shot of rounded vampire bat (deep-navy body</w:t>
             </w:r>
           </w:p>
         </w:tc>
@@ -1760,7 +1760,7 @@
                 <w:b w:val="0"/>
                 <w:sz w:val="17"/>
               </w:rPr>
-              <w:t>a friendly rounded vampire bat (deep-navy body</w:t>
+              <w:t>rounded vampire bat (deep-navy body</w:t>
             </w:r>
           </w:p>
         </w:tc>
@@ -1852,7 +1852,7 @@
                 <w:b w:val="0"/>
                 <w:sz w:val="17"/>
               </w:rPr>
-              <w:t>a friendly rounded vampire bat (deep-navy body</w:t>
+              <w:t>rounded vampire bat (deep-navy body</w:t>
             </w:r>
           </w:p>
         </w:tc>
@@ -1944,7 +1944,7 @@
                 <w:b w:val="0"/>
                 <w:sz w:val="17"/>
               </w:rPr>
-              <w:t>a friendly rounded vampire bat (deep-navy body</w:t>
+              <w:t>rounded vampire bat (deep-navy body</w:t>
             </w:r>
           </w:p>
         </w:tc>
@@ -2036,7 +2036,7 @@
                 <w:b w:val="0"/>
                 <w:sz w:val="17"/>
               </w:rPr>
-              <w:t>a friendly rounded vampire bat (deep-navy body</w:t>
+              <w:t>rounded vampire bat (deep-navy body</w:t>
             </w:r>
           </w:p>
         </w:tc>
@@ -2128,7 +2128,7 @@
                 <w:b w:val="0"/>
                 <w:sz w:val="17"/>
               </w:rPr>
-              <w:t>Wide shot of a friendly rounded vampire bat (deep-navy body</w:t>
+              <w:t>Wide shot of rounded vampire bat (deep-navy body</w:t>
             </w:r>
           </w:p>
         </w:tc>
@@ -2220,7 +2220,7 @@
                 <w:b w:val="0"/>
                 <w:sz w:val="17"/>
               </w:rPr>
-              <w:t>a friendly rounded vampire bat (deep-navy body</w:t>
+              <w:t>rounded vampire bat (deep-navy body</w:t>
             </w:r>
           </w:p>
         </w:tc>
@@ -2312,7 +2312,7 @@
                 <w:b w:val="0"/>
                 <w:sz w:val="17"/>
               </w:rPr>
-              <w:t>Two of a friendly rounded vampire bat (deep-navy body</w:t>
+              <w:t>Two of rounded vampire bat (deep-navy body</w:t>
             </w:r>
           </w:p>
         </w:tc>
@@ -2588,7 +2588,7 @@
                 <w:b w:val="0"/>
                 <w:sz w:val="17"/>
               </w:rPr>
-              <w:t>Close-up of the giving a friendly rounded vampire bat (deep-navy body</w:t>
+              <w:t>Close-up of the giving rounded vampire bat (deep-navy body</w:t>
             </w:r>
           </w:p>
         </w:tc>
@@ -2772,7 +2772,7 @@
                 <w:b w:val="0"/>
                 <w:sz w:val="17"/>
               </w:rPr>
-              <w:t>the teal-blue fox host (rounded chunky body</w:t>
+              <w:t>teal-blue fox host (rounded chunky body</w:t>
             </w:r>
           </w:p>
         </w:tc>
@@ -2864,7 +2864,7 @@
                 <w:b w:val="0"/>
                 <w:sz w:val="17"/>
               </w:rPr>
-              <w:t>A web of several of a friendly rounded vampire bat (deep-navy body</w:t>
+              <w:t>A web of several of rounded vampire bat (deep-navy body</w:t>
             </w:r>
           </w:p>
         </w:tc>
@@ -2956,7 +2956,7 @@
                 <w:b w:val="0"/>
                 <w:sz w:val="17"/>
               </w:rPr>
-              <w:t>The same web of a friendly rounded vampire bat (deep-navy body</w:t>
+              <w:t>The same web of rounded vampire bat (deep-navy body</w:t>
             </w:r>
           </w:p>
         </w:tc>
@@ -3048,7 +3048,7 @@
                 <w:b w:val="0"/>
                 <w:sz w:val="17"/>
               </w:rPr>
-              <w:t>A single a friendly rounded vampire bat (deep-navy body</w:t>
+              <w:t>A single rounded vampire bat (deep-navy body</w:t>
             </w:r>
           </w:p>
         </w:tc>
@@ -3140,7 +3140,7 @@
                 <w:b w:val="0"/>
                 <w:sz w:val="17"/>
               </w:rPr>
-              <w:t>The same a friendly rounded vampire bat (deep-navy body</w:t>
+              <w:t>The same rounded vampire bat (deep-navy body</w:t>
             </w:r>
           </w:p>
         </w:tc>
@@ -3232,7 +3232,7 @@
                 <w:b w:val="0"/>
                 <w:sz w:val="17"/>
               </w:rPr>
-              <w:t>One lone a friendly rounded vampire bat (deep-navy body</w:t>
+              <w:t>One lone rounded vampire bat (deep-navy body</w:t>
             </w:r>
           </w:p>
         </w:tc>
@@ -3324,7 +3324,7 @@
                 <w:b w:val="0"/>
                 <w:sz w:val="17"/>
               </w:rPr>
-              <w:t>Many of a friendly rounded vampire bat (deep-navy body</w:t>
+              <w:t>Many of rounded vampire bat (deep-navy body</w:t>
             </w:r>
           </w:p>
         </w:tc>
@@ -3600,7 +3600,7 @@
                 <w:b w:val="0"/>
                 <w:sz w:val="17"/>
               </w:rPr>
-              <w:t>A a friendly rounded vampire bat (deep-navy body</w:t>
+              <w:t>A rounded vampire bat (deep-navy body</w:t>
             </w:r>
           </w:p>
         </w:tc>
@@ -3692,7 +3692,7 @@
                 <w:b w:val="0"/>
                 <w:sz w:val="17"/>
               </w:rPr>
-              <w:t>A a friendly rounded vampire bat (deep-navy body</w:t>
+              <w:t>A rounded vampire bat (deep-navy body</w:t>
             </w:r>
           </w:p>
         </w:tc>
@@ -3784,7 +3784,7 @@
                 <w:b w:val="0"/>
                 <w:sz w:val="17"/>
               </w:rPr>
-              <w:t>The whole warm hollow stylized as a cozy little 'company' of a friendly rounded …</w:t>
+              <w:t>The whole warm hollow stylized as a cozy little 'company' of rounded vampire bat…</w:t>
             </w:r>
           </w:p>
         </w:tc>
@@ -3876,7 +3876,7 @@
                 <w:b w:val="0"/>
                 <w:sz w:val="17"/>
               </w:rPr>
-              <w:t>the teal-blue fox host (rounded chunky body</w:t>
+              <w:t>teal-blue fox host (rounded chunky body</w:t>
             </w:r>
           </w:p>
         </w:tc>
@@ -3968,7 +3968,7 @@
                 <w:b w:val="0"/>
                 <w:sz w:val="17"/>
               </w:rPr>
-              <w:t>the teal-blue fox host (rounded chunky body</w:t>
+              <w:t>teal-blue fox host (rounded chunky body</w:t>
             </w:r>
           </w:p>
         </w:tc>
@@ -4060,7 +4060,7 @@
                 <w:b w:val="0"/>
                 <w:sz w:val="17"/>
               </w:rPr>
-              <w:t>A a simple rounded teal humanoid figure with no detailed face dropping a small c…</w:t>
+              <w:t>A simple rounded teal humanoid figure (no facial detail) dropping a small coral …</w:t>
             </w:r>
           </w:p>
         </w:tc>
@@ -4152,7 +4152,7 @@
                 <w:b w:val="0"/>
                 <w:sz w:val="17"/>
               </w:rPr>
-              <w:t>The same a simple rounded teal humanoid figure with no detailed face shown with …</w:t>
+              <w:t>The same simple rounded teal humanoid figure (no facial detail) shown with a fai…</w:t>
             </w:r>
           </w:p>
         </w:tc>
@@ -4336,7 +4336,7 @@
                 <w:b w:val="0"/>
                 <w:sz w:val="17"/>
               </w:rPr>
-              <w:t>A coral disaster bolt striking down at a a simple rounded teal humanoid figure w…</w:t>
+              <w:t>A coral disaster bolt striking down at a simple rounded teal humanoid figure (no…</w:t>
             </w:r>
           </w:p>
         </w:tc>
@@ -4428,7 +4428,7 @@
                 <w:b w:val="0"/>
                 <w:sz w:val="17"/>
               </w:rPr>
-              <w:t>the teal-blue fox host (rounded chunky body</w:t>
+              <w:t>teal-blue fox host (rounded chunky body</w:t>
             </w:r>
           </w:p>
         </w:tc>
@@ -4520,7 +4520,7 @@
                 <w:b w:val="0"/>
                 <w:sz w:val="17"/>
               </w:rPr>
-              <w:t>Warm scene of several of a friendly rounded vampire bat (deep-navy body</w:t>
+              <w:t>Warm scene of several of rounded vampire bat (deep-navy body</w:t>
             </w:r>
           </w:p>
         </w:tc>
@@ -4888,7 +4888,7 @@
                 <w:b w:val="0"/>
                 <w:sz w:val="17"/>
               </w:rPr>
-              <w:t>the teal-blue fox host (rounded chunky body</w:t>
+              <w:t>teal-blue fox host (rounded chunky body</w:t>
             </w:r>
           </w:p>
         </w:tc>
@@ -4980,7 +4980,7 @@
                 <w:b w:val="0"/>
                 <w:sz w:val="17"/>
               </w:rPr>
-              <w:t>the teal-blue fox host (rounded chunky body</w:t>
+              <w:t>teal-blue fox host (rounded chunky body</w:t>
             </w:r>
           </w:p>
         </w:tc>
@@ -5072,7 +5072,7 @@
                 <w:b w:val="0"/>
                 <w:sz w:val="17"/>
               </w:rPr>
-              <w:t>Medium shot of the teal-blue fox host (rounded chunky body</w:t>
+              <w:t>Medium shot of teal-blue fox host (rounded chunky body</w:t>
             </w:r>
           </w:p>
         </w:tc>
@@ -5164,7 +5164,7 @@
                 <w:b w:val="0"/>
                 <w:sz w:val="17"/>
               </w:rPr>
-              <w:t>A lone a simple rounded teal humanoid figure with no detailed face straining und…</w:t>
+              <w:t>A lone simple rounded teal humanoid figure (no facial detail) straining under a …</w:t>
             </w:r>
           </w:p>
         </w:tc>
@@ -5256,7 +5256,7 @@
                 <w:b w:val="0"/>
                 <w:sz w:val="17"/>
               </w:rPr>
-              <w:t>The same huge load now lifted easily by many of a simple rounded teal humanoid f…</w:t>
+              <w:t>The same huge load now lifted easily by many of simple rounded teal humanoid fig…</w:t>
             </w:r>
           </w:p>
         </w:tc>
@@ -5348,7 +5348,7 @@
                 <w:b w:val="0"/>
                 <w:sz w:val="17"/>
               </w:rPr>
-              <w:t>A a simple rounded teal humanoid figure with no detailed face calmly placing a s…</w:t>
+              <w:t>A simple rounded teal humanoid figure (no facial detail) calmly placing a small …</w:t>
             </w:r>
           </w:p>
         </w:tc>
@@ -5532,7 +5532,7 @@
                 <w:b w:val="0"/>
                 <w:sz w:val="17"/>
               </w:rPr>
-              <w:t>Intimate shot of a friendly rounded vampire bat (deep-navy body</w:t>
+              <w:t>Intimate shot of rounded vampire bat (deep-navy body</w:t>
             </w:r>
           </w:p>
         </w:tc>
@@ -5624,7 +5624,7 @@
                 <w:b w:val="0"/>
                 <w:sz w:val="17"/>
               </w:rPr>
-              <w:t>the teal-blue fox host (rounded chunky body</w:t>
+              <w:t>teal-blue fox host (rounded chunky body</w:t>
             </w:r>
           </w:p>
         </w:tc>
@@ -5716,7 +5716,7 @@
                 <w:b w:val="0"/>
                 <w:sz w:val="17"/>
               </w:rPr>
-              <w:t>the teal-blue fox host (rounded chunky body</w:t>
+              <w:t>teal-blue fox host (rounded chunky body</w:t>
             </w:r>
           </w:p>
         </w:tc>

--- a/EP07_risk-pooling_vampire-bat/EP07_shot-list.docx
+++ b/EP07_risk-pooling_vampire-bat/EP07_shot-list.docx
@@ -22,7 +22,7 @@
       <w:r>
         <w:rPr>
           <w:i/>
-          <w:color w:val="EF5A2A"/>
+          <w:color w:val="F0654E"/>
           <w:sz w:val="24"/>
         </w:rPr>
         <w:t>Why insurance feels like a scam — until the day it saves you</w:t>
@@ -96,10 +96,10 @@
         <w:rPr>
           <w:b/>
         </w:rPr>
-        <w:t xml:space="preserve">Shots / images: </w:t>
+        <w:t xml:space="preserve">Frames / elements: </w:t>
       </w:r>
       <w:r>
-        <w:t>56 (one image per shot; 2 clips)</w:t>
+        <w:t>56 frames, 116 element PNGs (2 clips)</w:t>
       </w:r>
     </w:p>
     <w:p>
@@ -107,10 +107,10 @@
         <w:rPr>
           <w:b/>
         </w:rPr>
-        <w:t xml:space="preserve">Primary model: </w:t>
+        <w:t xml:space="preserve">Pipeline: </w:t>
       </w:r>
       <w:r>
-        <w:t>Seedream 4.5, 16:9 (Nano Banana Pro only for any text/diagram frames)</w:t>
+        <w:t>Seedream 4.5 → remove background → transparent element PNGs → assembled in VideoScribe (animated hand-reveal). Nano Banana Pro only for any text/number elements.</w:t>
       </w:r>
     </w:p>
     <w:p>
@@ -478,7 +478,7 @@
         <w:pStyle w:val="Heading1"/>
       </w:pPr>
       <w:r>
-        <w:t>Shot list</w:t>
+        <w:t>Frame list (each frame = its elements, drawn on in order)</w:t>
       </w:r>
     </w:p>
     <w:tbl>
@@ -498,7 +498,7 @@
       <w:tr>
         <w:tc>
           <w:tcPr>
-            <w:tcW w:type="dxa" w:w="576"/>
+            <w:tcW w:type="dxa" w:w="648"/>
             <w:shd w:val="clear" w:color="auto" w:fill="1F4E5F"/>
           </w:tcPr>
           <w:p>
@@ -509,13 +509,13 @@
                 <w:color w:val="FFFFFF"/>
                 <w:sz w:val="17"/>
               </w:rPr>
-              <w:t>Shot</w:t>
-            </w:r>
-          </w:p>
-        </w:tc>
-        <w:tc>
-          <w:tcPr>
-            <w:tcW w:type="dxa" w:w="1296"/>
+              <w:t>Frame</w:t>
+            </w:r>
+          </w:p>
+        </w:tc>
+        <w:tc>
+          <w:tcPr>
+            <w:tcW w:type="dxa" w:w="1224"/>
             <w:shd w:val="clear" w:color="auto" w:fill="1F4E5F"/>
           </w:tcPr>
           <w:p>
@@ -532,7 +532,7 @@
         </w:tc>
         <w:tc>
           <w:tcPr>
-            <w:tcW w:type="dxa" w:w="3312"/>
+            <w:tcW w:type="dxa" w:w="3024"/>
             <w:shd w:val="clear" w:color="auto" w:fill="1F4E5F"/>
           </w:tcPr>
           <w:p>
@@ -549,7 +549,7 @@
         </w:tc>
         <w:tc>
           <w:tcPr>
-            <w:tcW w:type="dxa" w:w="3600"/>
+            <w:tcW w:type="dxa" w:w="3168"/>
             <w:shd w:val="clear" w:color="auto" w:fill="1F4E5F"/>
           </w:tcPr>
           <w:p>
@@ -560,13 +560,13 @@
                 <w:color w:val="FFFFFF"/>
                 <w:sz w:val="17"/>
               </w:rPr>
-              <w:t>On-screen visual</w:t>
-            </w:r>
-          </w:p>
-        </w:tc>
-        <w:tc>
-          <w:tcPr>
-            <w:tcW w:type="dxa" w:w="1152"/>
+              <w:t>Elements (draw order)</w:t>
+            </w:r>
+          </w:p>
+        </w:tc>
+        <w:tc>
+          <w:tcPr>
+            <w:tcW w:type="dxa" w:w="1584"/>
             <w:shd w:val="clear" w:color="auto" w:fill="1F4E5F"/>
           </w:tcPr>
           <w:p>
@@ -577,7 +577,7 @@
                 <w:color w:val="FFFFFF"/>
                 <w:sz w:val="17"/>
               </w:rPr>
-              <w:t>File</w:t>
+              <w:t>Files (frames/…)</w:t>
             </w:r>
           </w:p>
         </w:tc>
@@ -602,7 +602,7 @@
       <w:tr>
         <w:tc>
           <w:tcPr>
-            <w:tcW w:type="dxa" w:w="576"/>
+            <w:tcW w:type="dxa" w:w="648"/>
           </w:tcPr>
           <w:p>
             <w:r/>
@@ -617,7 +617,7 @@
         </w:tc>
         <w:tc>
           <w:tcPr>
-            <w:tcW w:type="dxa" w:w="1296"/>
+            <w:tcW w:type="dxa" w:w="1224"/>
           </w:tcPr>
           <w:p>
             <w:r/>
@@ -632,7 +632,7 @@
         </w:tc>
         <w:tc>
           <w:tcPr>
-            <w:tcW w:type="dxa" w:w="3312"/>
+            <w:tcW w:type="dxa" w:w="3024"/>
           </w:tcPr>
           <w:p>
             <w:r/>
@@ -647,31 +647,31 @@
         </w:tc>
         <w:tc>
           <w:tcPr>
-            <w:tcW w:type="dxa" w:w="3600"/>
-          </w:tcPr>
-          <w:p>
-            <w:r/>
-            <w:r>
-              <w:rPr>
-                <w:b w:val="0"/>
-                <w:sz w:val="17"/>
-              </w:rPr>
-              <w:t>Close-up of teal-blue fox host (rounded chunky body</w:t>
-            </w:r>
-          </w:p>
-        </w:tc>
-        <w:tc>
-          <w:tcPr>
-            <w:tcW w:type="dxa" w:w="1152"/>
-          </w:tcPr>
-          <w:p>
-            <w:r/>
-            <w:r>
-              <w:rPr>
-                <w:b w:val="0"/>
-                <w:sz w:val="17"/>
-              </w:rPr>
-              <w:t>shot_001.png</w:t>
+            <w:tcW w:type="dxa" w:w="3168"/>
+          </w:tcPr>
+          <w:p>
+            <w:r/>
+            <w:r>
+              <w:rPr>
+                <w:b w:val="0"/>
+                <w:sz w:val="17"/>
+              </w:rPr>
+              <w:t>1. host</w:t>
+            </w:r>
+          </w:p>
+        </w:tc>
+        <w:tc>
+          <w:tcPr>
+            <w:tcW w:type="dxa" w:w="1584"/>
+          </w:tcPr>
+          <w:p>
+            <w:r/>
+            <w:r>
+              <w:rPr>
+                <w:b w:val="0"/>
+                <w:sz w:val="17"/>
+              </w:rPr>
+              <w:t>frame_001/ (1 png)</w:t>
             </w:r>
           </w:p>
         </w:tc>
@@ -694,7 +694,7 @@
       <w:tr>
         <w:tc>
           <w:tcPr>
-            <w:tcW w:type="dxa" w:w="576"/>
+            <w:tcW w:type="dxa" w:w="648"/>
           </w:tcPr>
           <w:p>
             <w:r/>
@@ -709,7 +709,7 @@
         </w:tc>
         <w:tc>
           <w:tcPr>
-            <w:tcW w:type="dxa" w:w="1296"/>
+            <w:tcW w:type="dxa" w:w="1224"/>
           </w:tcPr>
           <w:p>
             <w:r/>
@@ -724,7 +724,7 @@
         </w:tc>
         <w:tc>
           <w:tcPr>
-            <w:tcW w:type="dxa" w:w="3312"/>
+            <w:tcW w:type="dxa" w:w="3024"/>
           </w:tcPr>
           <w:p>
             <w:r/>
@@ -739,31 +739,31 @@
         </w:tc>
         <w:tc>
           <w:tcPr>
-            <w:tcW w:type="dxa" w:w="3600"/>
-          </w:tcPr>
-          <w:p>
-            <w:r/>
-            <w:r>
-              <w:rPr>
-                <w:b w:val="0"/>
-                <w:sz w:val="17"/>
-              </w:rPr>
-              <w:t>Same teal-blue fox host (rounded chunky body</w:t>
-            </w:r>
-          </w:p>
-        </w:tc>
-        <w:tc>
-          <w:tcPr>
-            <w:tcW w:type="dxa" w:w="1152"/>
-          </w:tcPr>
-          <w:p>
-            <w:r/>
-            <w:r>
-              <w:rPr>
-                <w:b w:val="0"/>
-                <w:sz w:val="17"/>
-              </w:rPr>
-              <w:t>shot_002.png</w:t>
+            <w:tcW w:type="dxa" w:w="3168"/>
+          </w:tcPr>
+          <w:p>
+            <w:r/>
+            <w:r>
+              <w:rPr>
+                <w:b w:val="0"/>
+                <w:sz w:val="17"/>
+              </w:rPr>
+              <w:t>1. host → 2. question_mark</w:t>
+            </w:r>
+          </w:p>
+        </w:tc>
+        <w:tc>
+          <w:tcPr>
+            <w:tcW w:type="dxa" w:w="1584"/>
+          </w:tcPr>
+          <w:p>
+            <w:r/>
+            <w:r>
+              <w:rPr>
+                <w:b w:val="0"/>
+                <w:sz w:val="17"/>
+              </w:rPr>
+              <w:t>frame_002/ (2 png)</w:t>
             </w:r>
           </w:p>
         </w:tc>
@@ -786,7 +786,7 @@
       <w:tr>
         <w:tc>
           <w:tcPr>
-            <w:tcW w:type="dxa" w:w="576"/>
+            <w:tcW w:type="dxa" w:w="648"/>
           </w:tcPr>
           <w:p>
             <w:r/>
@@ -801,7 +801,7 @@
         </w:tc>
         <w:tc>
           <w:tcPr>
-            <w:tcW w:type="dxa" w:w="1296"/>
+            <w:tcW w:type="dxa" w:w="1224"/>
           </w:tcPr>
           <w:p>
             <w:r/>
@@ -816,7 +816,7 @@
         </w:tc>
         <w:tc>
           <w:tcPr>
-            <w:tcW w:type="dxa" w:w="3312"/>
+            <w:tcW w:type="dxa" w:w="3024"/>
           </w:tcPr>
           <w:p>
             <w:r/>
@@ -831,31 +831,31 @@
         </w:tc>
         <w:tc>
           <w:tcPr>
-            <w:tcW w:type="dxa" w:w="3600"/>
-          </w:tcPr>
-          <w:p>
-            <w:r/>
-            <w:r>
-              <w:rPr>
-                <w:b w:val="0"/>
-                <w:sz w:val="17"/>
-              </w:rPr>
-              <w:t>Wide shot of one small lone simple rounded teal humanoid figure (no facial detai…</w:t>
-            </w:r>
-          </w:p>
-        </w:tc>
-        <w:tc>
-          <w:tcPr>
-            <w:tcW w:type="dxa" w:w="1152"/>
-          </w:tcPr>
-          <w:p>
-            <w:r/>
-            <w:r>
-              <w:rPr>
-                <w:b w:val="0"/>
-                <w:sz w:val="17"/>
-              </w:rPr>
-              <w:t>shot_003.png</w:t>
+            <w:tcW w:type="dxa" w:w="3168"/>
+          </w:tcPr>
+          <w:p>
+            <w:r/>
+            <w:r>
+              <w:rPr>
+                <w:b w:val="0"/>
+                <w:sz w:val="17"/>
+              </w:rPr>
+              <w:t>1. figure → 2. crack</w:t>
+            </w:r>
+          </w:p>
+        </w:tc>
+        <w:tc>
+          <w:tcPr>
+            <w:tcW w:type="dxa" w:w="1584"/>
+          </w:tcPr>
+          <w:p>
+            <w:r/>
+            <w:r>
+              <w:rPr>
+                <w:b w:val="0"/>
+                <w:sz w:val="17"/>
+              </w:rPr>
+              <w:t>frame_003/ (2 png)</w:t>
             </w:r>
           </w:p>
         </w:tc>
@@ -878,7 +878,7 @@
       <w:tr>
         <w:tc>
           <w:tcPr>
-            <w:tcW w:type="dxa" w:w="576"/>
+            <w:tcW w:type="dxa" w:w="648"/>
           </w:tcPr>
           <w:p>
             <w:r/>
@@ -893,7 +893,7 @@
         </w:tc>
         <w:tc>
           <w:tcPr>
-            <w:tcW w:type="dxa" w:w="1296"/>
+            <w:tcW w:type="dxa" w:w="1224"/>
           </w:tcPr>
           <w:p>
             <w:r/>
@@ -908,7 +908,7 @@
         </w:tc>
         <w:tc>
           <w:tcPr>
-            <w:tcW w:type="dxa" w:w="3312"/>
+            <w:tcW w:type="dxa" w:w="3024"/>
           </w:tcPr>
           <w:p>
             <w:r/>
@@ -923,31 +923,31 @@
         </w:tc>
         <w:tc>
           <w:tcPr>
-            <w:tcW w:type="dxa" w:w="3600"/>
-          </w:tcPr>
-          <w:p>
-            <w:r/>
-            <w:r>
-              <w:rPr>
-                <w:b w:val="0"/>
-                <w:sz w:val="17"/>
-              </w:rPr>
-              <w:t>Medium shot of rounded vampire bat (deep-navy body</w:t>
-            </w:r>
-          </w:p>
-        </w:tc>
-        <w:tc>
-          <w:tcPr>
-            <w:tcW w:type="dxa" w:w="1152"/>
-          </w:tcPr>
-          <w:p>
-            <w:r/>
-            <w:r>
-              <w:rPr>
-                <w:b w:val="0"/>
-                <w:sz w:val="17"/>
-              </w:rPr>
-              <w:t>shot_004.png</w:t>
+            <w:tcW w:type="dxa" w:w="3168"/>
+          </w:tcPr>
+          <w:p>
+            <w:r/>
+            <w:r>
+              <w:rPr>
+                <w:b w:val="0"/>
+                <w:sz w:val="17"/>
+              </w:rPr>
+              <w:t>1. bat → 2. leaf → 3. coin</w:t>
+            </w:r>
+          </w:p>
+        </w:tc>
+        <w:tc>
+          <w:tcPr>
+            <w:tcW w:type="dxa" w:w="1584"/>
+          </w:tcPr>
+          <w:p>
+            <w:r/>
+            <w:r>
+              <w:rPr>
+                <w:b w:val="0"/>
+                <w:sz w:val="17"/>
+              </w:rPr>
+              <w:t>frame_004/ (3 png)</w:t>
             </w:r>
           </w:p>
         </w:tc>
@@ -970,7 +970,7 @@
       <w:tr>
         <w:tc>
           <w:tcPr>
-            <w:tcW w:type="dxa" w:w="576"/>
+            <w:tcW w:type="dxa" w:w="648"/>
           </w:tcPr>
           <w:p>
             <w:r/>
@@ -985,7 +985,7 @@
         </w:tc>
         <w:tc>
           <w:tcPr>
-            <w:tcW w:type="dxa" w:w="1296"/>
+            <w:tcW w:type="dxa" w:w="1224"/>
           </w:tcPr>
           <w:p>
             <w:r/>
@@ -1000,7 +1000,7 @@
         </w:tc>
         <w:tc>
           <w:tcPr>
-            <w:tcW w:type="dxa" w:w="3312"/>
+            <w:tcW w:type="dxa" w:w="3024"/>
           </w:tcPr>
           <w:p>
             <w:r/>
@@ -1015,31 +1015,31 @@
         </w:tc>
         <w:tc>
           <w:tcPr>
-            <w:tcW w:type="dxa" w:w="3600"/>
-          </w:tcPr>
-          <w:p>
-            <w:r/>
-            <w:r>
-              <w:rPr>
-                <w:b w:val="0"/>
-                <w:sz w:val="17"/>
-              </w:rPr>
-              <w:t>Medium shot of teal-blue fox host (rounded chunky body</w:t>
-            </w:r>
-          </w:p>
-        </w:tc>
-        <w:tc>
-          <w:tcPr>
-            <w:tcW w:type="dxa" w:w="1152"/>
-          </w:tcPr>
-          <w:p>
-            <w:r/>
-            <w:r>
-              <w:rPr>
-                <w:b w:val="0"/>
-                <w:sz w:val="17"/>
-              </w:rPr>
-              <w:t>shot_005.png</w:t>
+            <w:tcW w:type="dxa" w:w="3168"/>
+          </w:tcPr>
+          <w:p>
+            <w:r/>
+            <w:r>
+              <w:rPr>
+                <w:b w:val="0"/>
+                <w:sz w:val="17"/>
+              </w:rPr>
+              <w:t>1. host</w:t>
+            </w:r>
+          </w:p>
+        </w:tc>
+        <w:tc>
+          <w:tcPr>
+            <w:tcW w:type="dxa" w:w="1584"/>
+          </w:tcPr>
+          <w:p>
+            <w:r/>
+            <w:r>
+              <w:rPr>
+                <w:b w:val="0"/>
+                <w:sz w:val="17"/>
+              </w:rPr>
+              <w:t>frame_005/ (1 png)</w:t>
             </w:r>
           </w:p>
         </w:tc>
@@ -1062,7 +1062,7 @@
       <w:tr>
         <w:tc>
           <w:tcPr>
-            <w:tcW w:type="dxa" w:w="576"/>
+            <w:tcW w:type="dxa" w:w="648"/>
           </w:tcPr>
           <w:p>
             <w:r/>
@@ -1077,7 +1077,7 @@
         </w:tc>
         <w:tc>
           <w:tcPr>
-            <w:tcW w:type="dxa" w:w="1296"/>
+            <w:tcW w:type="dxa" w:w="1224"/>
           </w:tcPr>
           <w:p>
             <w:r/>
@@ -1092,7 +1092,7 @@
         </w:tc>
         <w:tc>
           <w:tcPr>
-            <w:tcW w:type="dxa" w:w="3312"/>
+            <w:tcW w:type="dxa" w:w="3024"/>
           </w:tcPr>
           <w:p>
             <w:r/>
@@ -1107,31 +1107,31 @@
         </w:tc>
         <w:tc>
           <w:tcPr>
-            <w:tcW w:type="dxa" w:w="3600"/>
-          </w:tcPr>
-          <w:p>
-            <w:r/>
-            <w:r>
-              <w:rPr>
-                <w:b w:val="0"/>
-                <w:sz w:val="17"/>
-              </w:rPr>
-              <w:t>teal-blue fox host (rounded chunky body</w:t>
-            </w:r>
-          </w:p>
-        </w:tc>
-        <w:tc>
-          <w:tcPr>
-            <w:tcW w:type="dxa" w:w="1152"/>
-          </w:tcPr>
-          <w:p>
-            <w:r/>
-            <w:r>
-              <w:rPr>
-                <w:b w:val="0"/>
-                <w:sz w:val="17"/>
-              </w:rPr>
-              <w:t>shot_006.png</w:t>
+            <w:tcW w:type="dxa" w:w="3168"/>
+          </w:tcPr>
+          <w:p>
+            <w:r/>
+            <w:r>
+              <w:rPr>
+                <w:b w:val="0"/>
+                <w:sz w:val="17"/>
+              </w:rPr>
+              <w:t>1. host → 2. shield</w:t>
+            </w:r>
+          </w:p>
+        </w:tc>
+        <w:tc>
+          <w:tcPr>
+            <w:tcW w:type="dxa" w:w="1584"/>
+          </w:tcPr>
+          <w:p>
+            <w:r/>
+            <w:r>
+              <w:rPr>
+                <w:b w:val="0"/>
+                <w:sz w:val="17"/>
+              </w:rPr>
+              <w:t>frame_006/ (2 png)</w:t>
             </w:r>
           </w:p>
         </w:tc>
@@ -1154,7 +1154,7 @@
       <w:tr>
         <w:tc>
           <w:tcPr>
-            <w:tcW w:type="dxa" w:w="576"/>
+            <w:tcW w:type="dxa" w:w="648"/>
           </w:tcPr>
           <w:p>
             <w:r/>
@@ -1169,7 +1169,7 @@
         </w:tc>
         <w:tc>
           <w:tcPr>
-            <w:tcW w:type="dxa" w:w="1296"/>
+            <w:tcW w:type="dxa" w:w="1224"/>
           </w:tcPr>
           <w:p>
             <w:r/>
@@ -1184,7 +1184,7 @@
         </w:tc>
         <w:tc>
           <w:tcPr>
-            <w:tcW w:type="dxa" w:w="3312"/>
+            <w:tcW w:type="dxa" w:w="3024"/>
           </w:tcPr>
           <w:p>
             <w:r/>
@@ -1199,31 +1199,31 @@
         </w:tc>
         <w:tc>
           <w:tcPr>
-            <w:tcW w:type="dxa" w:w="3600"/>
-          </w:tcPr>
-          <w:p>
-            <w:r/>
-            <w:r>
-              <w:rPr>
-                <w:b w:val="0"/>
-                <w:sz w:val="17"/>
-              </w:rPr>
-              <w:t>Medium shot of teal-blue fox host (rounded chunky body</w:t>
-            </w:r>
-          </w:p>
-        </w:tc>
-        <w:tc>
-          <w:tcPr>
-            <w:tcW w:type="dxa" w:w="1152"/>
-          </w:tcPr>
-          <w:p>
-            <w:r/>
-            <w:r>
-              <w:rPr>
-                <w:b w:val="0"/>
-                <w:sz w:val="17"/>
-              </w:rPr>
-              <w:t>shot_007.png</w:t>
+            <w:tcW w:type="dxa" w:w="3168"/>
+          </w:tcPr>
+          <w:p>
+            <w:r/>
+            <w:r>
+              <w:rPr>
+                <w:b w:val="0"/>
+                <w:sz w:val="17"/>
+              </w:rPr>
+              <w:t>1. host</w:t>
+            </w:r>
+          </w:p>
+        </w:tc>
+        <w:tc>
+          <w:tcPr>
+            <w:tcW w:type="dxa" w:w="1584"/>
+          </w:tcPr>
+          <w:p>
+            <w:r/>
+            <w:r>
+              <w:rPr>
+                <w:b w:val="0"/>
+                <w:sz w:val="17"/>
+              </w:rPr>
+              <w:t>frame_007/ (1 png)</w:t>
             </w:r>
           </w:p>
         </w:tc>
@@ -1246,7 +1246,7 @@
       <w:tr>
         <w:tc>
           <w:tcPr>
-            <w:tcW w:type="dxa" w:w="576"/>
+            <w:tcW w:type="dxa" w:w="648"/>
           </w:tcPr>
           <w:p>
             <w:r/>
@@ -1261,7 +1261,7 @@
         </w:tc>
         <w:tc>
           <w:tcPr>
-            <w:tcW w:type="dxa" w:w="1296"/>
+            <w:tcW w:type="dxa" w:w="1224"/>
           </w:tcPr>
           <w:p>
             <w:r/>
@@ -1276,7 +1276,7 @@
         </w:tc>
         <w:tc>
           <w:tcPr>
-            <w:tcW w:type="dxa" w:w="3312"/>
+            <w:tcW w:type="dxa" w:w="3024"/>
           </w:tcPr>
           <w:p>
             <w:r/>
@@ -1291,31 +1291,31 @@
         </w:tc>
         <w:tc>
           <w:tcPr>
-            <w:tcW w:type="dxa" w:w="3600"/>
-          </w:tcPr>
-          <w:p>
-            <w:r/>
-            <w:r>
-              <w:rPr>
-                <w:b w:val="0"/>
-                <w:sz w:val="17"/>
-              </w:rPr>
-              <w:t>A single simple rounded teal humanoid figure (no facial detail) on an ochre fiel…</w:t>
-            </w:r>
-          </w:p>
-        </w:tc>
-        <w:tc>
-          <w:tcPr>
-            <w:tcW w:type="dxa" w:w="1152"/>
-          </w:tcPr>
-          <w:p>
-            <w:r/>
-            <w:r>
-              <w:rPr>
-                <w:b w:val="0"/>
-                <w:sz w:val="17"/>
-              </w:rPr>
-              <w:t>shot_008.png</w:t>
+            <w:tcW w:type="dxa" w:w="3168"/>
+          </w:tcPr>
+          <w:p>
+            <w:r/>
+            <w:r>
+              <w:rPr>
+                <w:b w:val="0"/>
+                <w:sz w:val="17"/>
+              </w:rPr>
+              <w:t>1. figure → 2. coin_icon → 3. tool_icon → 4. checklist_icon</w:t>
+            </w:r>
+          </w:p>
+        </w:tc>
+        <w:tc>
+          <w:tcPr>
+            <w:tcW w:type="dxa" w:w="1584"/>
+          </w:tcPr>
+          <w:p>
+            <w:r/>
+            <w:r>
+              <w:rPr>
+                <w:b w:val="0"/>
+                <w:sz w:val="17"/>
+              </w:rPr>
+              <w:t>frame_008/ (4 png)</w:t>
             </w:r>
           </w:p>
         </w:tc>
@@ -1338,7 +1338,7 @@
       <w:tr>
         <w:tc>
           <w:tcPr>
-            <w:tcW w:type="dxa" w:w="576"/>
+            <w:tcW w:type="dxa" w:w="648"/>
           </w:tcPr>
           <w:p>
             <w:r/>
@@ -1353,7 +1353,7 @@
         </w:tc>
         <w:tc>
           <w:tcPr>
-            <w:tcW w:type="dxa" w:w="1296"/>
+            <w:tcW w:type="dxa" w:w="1224"/>
           </w:tcPr>
           <w:p>
             <w:r/>
@@ -1368,7 +1368,7 @@
         </w:tc>
         <w:tc>
           <w:tcPr>
-            <w:tcW w:type="dxa" w:w="3312"/>
+            <w:tcW w:type="dxa" w:w="3024"/>
           </w:tcPr>
           <w:p>
             <w:r/>
@@ -1383,31 +1383,31 @@
         </w:tc>
         <w:tc>
           <w:tcPr>
-            <w:tcW w:type="dxa" w:w="3600"/>
-          </w:tcPr>
-          <w:p>
-            <w:r/>
-            <w:r>
-              <w:rPr>
-                <w:b w:val="0"/>
-                <w:sz w:val="17"/>
-              </w:rPr>
-              <w:t>The same simple rounded teal humanoid figure (no facial detail) as the coin</w:t>
-            </w:r>
-          </w:p>
-        </w:tc>
-        <w:tc>
-          <w:tcPr>
-            <w:tcW w:type="dxa" w:w="1152"/>
-          </w:tcPr>
-          <w:p>
-            <w:r/>
-            <w:r>
-              <w:rPr>
-                <w:b w:val="0"/>
-                <w:sz w:val="17"/>
-              </w:rPr>
-              <w:t>shot_009.png</w:t>
+            <w:tcW w:type="dxa" w:w="3168"/>
+          </w:tcPr>
+          <w:p>
+            <w:r/>
+            <w:r>
+              <w:rPr>
+                <w:b w:val="0"/>
+                <w:sz w:val="17"/>
+              </w:rPr>
+              <w:t>1. coral_burst → 2. cracked_icons</w:t>
+            </w:r>
+          </w:p>
+        </w:tc>
+        <w:tc>
+          <w:tcPr>
+            <w:tcW w:type="dxa" w:w="1584"/>
+          </w:tcPr>
+          <w:p>
+            <w:r/>
+            <w:r>
+              <w:rPr>
+                <w:b w:val="0"/>
+                <w:sz w:val="17"/>
+              </w:rPr>
+              <w:t>frame_009/ (2 png)</w:t>
             </w:r>
           </w:p>
         </w:tc>
@@ -1430,7 +1430,7 @@
       <w:tr>
         <w:tc>
           <w:tcPr>
-            <w:tcW w:type="dxa" w:w="576"/>
+            <w:tcW w:type="dxa" w:w="648"/>
           </w:tcPr>
           <w:p>
             <w:r/>
@@ -1445,7 +1445,7 @@
         </w:tc>
         <w:tc>
           <w:tcPr>
-            <w:tcW w:type="dxa" w:w="1296"/>
+            <w:tcW w:type="dxa" w:w="1224"/>
           </w:tcPr>
           <w:p>
             <w:r/>
@@ -1460,7 +1460,7 @@
         </w:tc>
         <w:tc>
           <w:tcPr>
-            <w:tcW w:type="dxa" w:w="3312"/>
+            <w:tcW w:type="dxa" w:w="3024"/>
           </w:tcPr>
           <w:p>
             <w:r/>
@@ -1475,31 +1475,31 @@
         </w:tc>
         <w:tc>
           <w:tcPr>
-            <w:tcW w:type="dxa" w:w="3600"/>
-          </w:tcPr>
-          <w:p>
-            <w:r/>
-            <w:r>
-              <w:rPr>
-                <w:b w:val="0"/>
-                <w:sz w:val="17"/>
-              </w:rPr>
-              <w:t>The same simple rounded teal humanoid figure (no facial detail) standing alone b…</w:t>
-            </w:r>
-          </w:p>
-        </w:tc>
-        <w:tc>
-          <w:tcPr>
-            <w:tcW w:type="dxa" w:w="1152"/>
-          </w:tcPr>
-          <w:p>
-            <w:r/>
-            <w:r>
-              <w:rPr>
-                <w:b w:val="0"/>
-                <w:sz w:val="17"/>
-              </w:rPr>
-              <w:t>shot_010.png</w:t>
+            <w:tcW w:type="dxa" w:w="3168"/>
+          </w:tcPr>
+          <w:p>
+            <w:r/>
+            <w:r>
+              <w:rPr>
+                <w:b w:val="0"/>
+                <w:sz w:val="17"/>
+              </w:rPr>
+              <w:t>1. figure → 2. dice</w:t>
+            </w:r>
+          </w:p>
+        </w:tc>
+        <w:tc>
+          <w:tcPr>
+            <w:tcW w:type="dxa" w:w="1584"/>
+          </w:tcPr>
+          <w:p>
+            <w:r/>
+            <w:r>
+              <w:rPr>
+                <w:b w:val="0"/>
+                <w:sz w:val="17"/>
+              </w:rPr>
+              <w:t>frame_010/ (2 png)</w:t>
             </w:r>
           </w:p>
         </w:tc>
@@ -1522,7 +1522,7 @@
       <w:tr>
         <w:tc>
           <w:tcPr>
-            <w:tcW w:type="dxa" w:w="576"/>
+            <w:tcW w:type="dxa" w:w="648"/>
           </w:tcPr>
           <w:p>
             <w:r/>
@@ -1537,7 +1537,7 @@
         </w:tc>
         <w:tc>
           <w:tcPr>
-            <w:tcW w:type="dxa" w:w="1296"/>
+            <w:tcW w:type="dxa" w:w="1224"/>
           </w:tcPr>
           <w:p>
             <w:r/>
@@ -1552,7 +1552,7 @@
         </w:tc>
         <w:tc>
           <w:tcPr>
-            <w:tcW w:type="dxa" w:w="3312"/>
+            <w:tcW w:type="dxa" w:w="3024"/>
           </w:tcPr>
           <w:p>
             <w:r/>
@@ -1567,31 +1567,31 @@
         </w:tc>
         <w:tc>
           <w:tcPr>
-            <w:tcW w:type="dxa" w:w="3600"/>
-          </w:tcPr>
-          <w:p>
-            <w:r/>
-            <w:r>
-              <w:rPr>
-                <w:b w:val="0"/>
-                <w:sz w:val="17"/>
-              </w:rPr>
-              <w:t>teal-blue fox host (rounded chunky body</w:t>
-            </w:r>
-          </w:p>
-        </w:tc>
-        <w:tc>
-          <w:tcPr>
-            <w:tcW w:type="dxa" w:w="1152"/>
-          </w:tcPr>
-          <w:p>
-            <w:r/>
-            <w:r>
-              <w:rPr>
-                <w:b w:val="0"/>
-                <w:sz w:val="17"/>
-              </w:rPr>
-              <w:t>shot_011.png</w:t>
+            <w:tcW w:type="dxa" w:w="3168"/>
+          </w:tcPr>
+          <w:p>
+            <w:r/>
+            <w:r>
+              <w:rPr>
+                <w:b w:val="0"/>
+                <w:sz w:val="17"/>
+              </w:rPr>
+              <w:t>1. host → 2. question_mark</w:t>
+            </w:r>
+          </w:p>
+        </w:tc>
+        <w:tc>
+          <w:tcPr>
+            <w:tcW w:type="dxa" w:w="1584"/>
+          </w:tcPr>
+          <w:p>
+            <w:r/>
+            <w:r>
+              <w:rPr>
+                <w:b w:val="0"/>
+                <w:sz w:val="17"/>
+              </w:rPr>
+              <w:t>frame_011/ (2 png)</w:t>
             </w:r>
           </w:p>
         </w:tc>
@@ -1614,7 +1614,7 @@
       <w:tr>
         <w:tc>
           <w:tcPr>
-            <w:tcW w:type="dxa" w:w="576"/>
+            <w:tcW w:type="dxa" w:w="648"/>
           </w:tcPr>
           <w:p>
             <w:r/>
@@ -1629,7 +1629,7 @@
         </w:tc>
         <w:tc>
           <w:tcPr>
-            <w:tcW w:type="dxa" w:w="1296"/>
+            <w:tcW w:type="dxa" w:w="1224"/>
           </w:tcPr>
           <w:p>
             <w:r/>
@@ -1644,7 +1644,7 @@
         </w:tc>
         <w:tc>
           <w:tcPr>
-            <w:tcW w:type="dxa" w:w="3312"/>
+            <w:tcW w:type="dxa" w:w="3024"/>
           </w:tcPr>
           <w:p>
             <w:r/>
@@ -1659,31 +1659,31 @@
         </w:tc>
         <w:tc>
           <w:tcPr>
-            <w:tcW w:type="dxa" w:w="3600"/>
-          </w:tcPr>
-          <w:p>
-            <w:r/>
-            <w:r>
-              <w:rPr>
-                <w:b w:val="0"/>
-                <w:sz w:val="17"/>
-              </w:rPr>
-              <w:t>Centered hero shot of rounded vampire bat (deep-navy body</w:t>
-            </w:r>
-          </w:p>
-        </w:tc>
-        <w:tc>
-          <w:tcPr>
-            <w:tcW w:type="dxa" w:w="1152"/>
-          </w:tcPr>
-          <w:p>
-            <w:r/>
-            <w:r>
-              <w:rPr>
-                <w:b w:val="0"/>
-                <w:sz w:val="17"/>
-              </w:rPr>
-              <w:t>shot_012.png</w:t>
+            <w:tcW w:type="dxa" w:w="3168"/>
+          </w:tcPr>
+          <w:p>
+            <w:r/>
+            <w:r>
+              <w:rPr>
+                <w:b w:val="0"/>
+                <w:sz w:val="17"/>
+              </w:rPr>
+              <w:t>1. bat</w:t>
+            </w:r>
+          </w:p>
+        </w:tc>
+        <w:tc>
+          <w:tcPr>
+            <w:tcW w:type="dxa" w:w="1584"/>
+          </w:tcPr>
+          <w:p>
+            <w:r/>
+            <w:r>
+              <w:rPr>
+                <w:b w:val="0"/>
+                <w:sz w:val="17"/>
+              </w:rPr>
+              <w:t>frame_012/ (1 png)</w:t>
             </w:r>
           </w:p>
         </w:tc>
@@ -1706,7 +1706,7 @@
       <w:tr>
         <w:tc>
           <w:tcPr>
-            <w:tcW w:type="dxa" w:w="576"/>
+            <w:tcW w:type="dxa" w:w="648"/>
           </w:tcPr>
           <w:p>
             <w:r/>
@@ -1721,7 +1721,7 @@
         </w:tc>
         <w:tc>
           <w:tcPr>
-            <w:tcW w:type="dxa" w:w="1296"/>
+            <w:tcW w:type="dxa" w:w="1224"/>
           </w:tcPr>
           <w:p>
             <w:r/>
@@ -1736,7 +1736,7 @@
         </w:tc>
         <w:tc>
           <w:tcPr>
-            <w:tcW w:type="dxa" w:w="3312"/>
+            <w:tcW w:type="dxa" w:w="3024"/>
           </w:tcPr>
           <w:p>
             <w:r/>
@@ -1751,31 +1751,31 @@
         </w:tc>
         <w:tc>
           <w:tcPr>
-            <w:tcW w:type="dxa" w:w="3600"/>
-          </w:tcPr>
-          <w:p>
-            <w:r/>
-            <w:r>
-              <w:rPr>
-                <w:b w:val="0"/>
-                <w:sz w:val="17"/>
-              </w:rPr>
-              <w:t>rounded vampire bat (deep-navy body</w:t>
-            </w:r>
-          </w:p>
-        </w:tc>
-        <w:tc>
-          <w:tcPr>
-            <w:tcW w:type="dxa" w:w="1152"/>
-          </w:tcPr>
-          <w:p>
-            <w:r/>
-            <w:r>
-              <w:rPr>
-                <w:b w:val="0"/>
-                <w:sz w:val="17"/>
-              </w:rPr>
-              <w:t>shot_013.png</w:t>
+            <w:tcW w:type="dxa" w:w="3168"/>
+          </w:tcPr>
+          <w:p>
+            <w:r/>
+            <w:r>
+              <w:rPr>
+                <w:b w:val="0"/>
+                <w:sz w:val="17"/>
+              </w:rPr>
+              <w:t>1. bat → 2. droplet</w:t>
+            </w:r>
+          </w:p>
+        </w:tc>
+        <w:tc>
+          <w:tcPr>
+            <w:tcW w:type="dxa" w:w="1584"/>
+          </w:tcPr>
+          <w:p>
+            <w:r/>
+            <w:r>
+              <w:rPr>
+                <w:b w:val="0"/>
+                <w:sz w:val="17"/>
+              </w:rPr>
+              <w:t>frame_013/ (2 png)</w:t>
             </w:r>
           </w:p>
         </w:tc>
@@ -1798,7 +1798,7 @@
       <w:tr>
         <w:tc>
           <w:tcPr>
-            <w:tcW w:type="dxa" w:w="576"/>
+            <w:tcW w:type="dxa" w:w="648"/>
           </w:tcPr>
           <w:p>
             <w:r/>
@@ -1813,7 +1813,7 @@
         </w:tc>
         <w:tc>
           <w:tcPr>
-            <w:tcW w:type="dxa" w:w="1296"/>
+            <w:tcW w:type="dxa" w:w="1224"/>
           </w:tcPr>
           <w:p>
             <w:r/>
@@ -1828,7 +1828,7 @@
         </w:tc>
         <w:tc>
           <w:tcPr>
-            <w:tcW w:type="dxa" w:w="3312"/>
+            <w:tcW w:type="dxa" w:w="3024"/>
           </w:tcPr>
           <w:p>
             <w:r/>
@@ -1843,31 +1843,31 @@
         </w:tc>
         <w:tc>
           <w:tcPr>
-            <w:tcW w:type="dxa" w:w="3600"/>
-          </w:tcPr>
-          <w:p>
-            <w:r/>
-            <w:r>
-              <w:rPr>
-                <w:b w:val="0"/>
-                <w:sz w:val="17"/>
-              </w:rPr>
-              <w:t>rounded vampire bat (deep-navy body</w:t>
-            </w:r>
-          </w:p>
-        </w:tc>
-        <w:tc>
-          <w:tcPr>
-            <w:tcW w:type="dxa" w:w="1152"/>
-          </w:tcPr>
-          <w:p>
-            <w:r/>
-            <w:r>
-              <w:rPr>
-                <w:b w:val="0"/>
-                <w:sz w:val="17"/>
-              </w:rPr>
-              <w:t>shot_014.png</w:t>
+            <w:tcW w:type="dxa" w:w="3168"/>
+          </w:tcPr>
+          <w:p>
+            <w:r/>
+            <w:r>
+              <w:rPr>
+                <w:b w:val="0"/>
+                <w:sz w:val="17"/>
+              </w:rPr>
+              <w:t>1. bat → 2. branch</w:t>
+            </w:r>
+          </w:p>
+        </w:tc>
+        <w:tc>
+          <w:tcPr>
+            <w:tcW w:type="dxa" w:w="1584"/>
+          </w:tcPr>
+          <w:p>
+            <w:r/>
+            <w:r>
+              <w:rPr>
+                <w:b w:val="0"/>
+                <w:sz w:val="17"/>
+              </w:rPr>
+              <w:t>frame_014/ (2 png)</w:t>
             </w:r>
           </w:p>
         </w:tc>
@@ -1890,7 +1890,7 @@
       <w:tr>
         <w:tc>
           <w:tcPr>
-            <w:tcW w:type="dxa" w:w="576"/>
+            <w:tcW w:type="dxa" w:w="648"/>
           </w:tcPr>
           <w:p>
             <w:r/>
@@ -1905,7 +1905,7 @@
         </w:tc>
         <w:tc>
           <w:tcPr>
-            <w:tcW w:type="dxa" w:w="1296"/>
+            <w:tcW w:type="dxa" w:w="1224"/>
           </w:tcPr>
           <w:p>
             <w:r/>
@@ -1920,7 +1920,7 @@
         </w:tc>
         <w:tc>
           <w:tcPr>
-            <w:tcW w:type="dxa" w:w="3312"/>
+            <w:tcW w:type="dxa" w:w="3024"/>
           </w:tcPr>
           <w:p>
             <w:r/>
@@ -1935,31 +1935,31 @@
         </w:tc>
         <w:tc>
           <w:tcPr>
-            <w:tcW w:type="dxa" w:w="3600"/>
-          </w:tcPr>
-          <w:p>
-            <w:r/>
-            <w:r>
-              <w:rPr>
-                <w:b w:val="0"/>
-                <w:sz w:val="17"/>
-              </w:rPr>
-              <w:t>rounded vampire bat (deep-navy body</w:t>
-            </w:r>
-          </w:p>
-        </w:tc>
-        <w:tc>
-          <w:tcPr>
-            <w:tcW w:type="dxa" w:w="1152"/>
-          </w:tcPr>
-          <w:p>
-            <w:r/>
-            <w:r>
-              <w:rPr>
-                <w:b w:val="0"/>
-                <w:sz w:val="17"/>
-              </w:rPr>
-              <w:t>shot_015.png</w:t>
+            <w:tcW w:type="dxa" w:w="3168"/>
+          </w:tcPr>
+          <w:p>
+            <w:r/>
+            <w:r>
+              <w:rPr>
+                <w:b w:val="0"/>
+                <w:sz w:val="17"/>
+              </w:rPr>
+              <w:t>1. bat → 2. moon → 3. droplet</w:t>
+            </w:r>
+          </w:p>
+        </w:tc>
+        <w:tc>
+          <w:tcPr>
+            <w:tcW w:type="dxa" w:w="1584"/>
+          </w:tcPr>
+          <w:p>
+            <w:r/>
+            <w:r>
+              <w:rPr>
+                <w:b w:val="0"/>
+                <w:sz w:val="17"/>
+              </w:rPr>
+              <w:t>frame_015/ (3 png)</w:t>
             </w:r>
           </w:p>
         </w:tc>
@@ -1982,7 +1982,7 @@
       <w:tr>
         <w:tc>
           <w:tcPr>
-            <w:tcW w:type="dxa" w:w="576"/>
+            <w:tcW w:type="dxa" w:w="648"/>
           </w:tcPr>
           <w:p>
             <w:r/>
@@ -1997,7 +1997,7 @@
         </w:tc>
         <w:tc>
           <w:tcPr>
-            <w:tcW w:type="dxa" w:w="1296"/>
+            <w:tcW w:type="dxa" w:w="1224"/>
           </w:tcPr>
           <w:p>
             <w:r/>
@@ -2012,7 +2012,7 @@
         </w:tc>
         <w:tc>
           <w:tcPr>
-            <w:tcW w:type="dxa" w:w="3312"/>
+            <w:tcW w:type="dxa" w:w="3024"/>
           </w:tcPr>
           <w:p>
             <w:r/>
@@ -2027,31 +2027,31 @@
         </w:tc>
         <w:tc>
           <w:tcPr>
-            <w:tcW w:type="dxa" w:w="3600"/>
-          </w:tcPr>
-          <w:p>
-            <w:r/>
-            <w:r>
-              <w:rPr>
-                <w:b w:val="0"/>
-                <w:sz w:val="17"/>
-              </w:rPr>
-              <w:t>rounded vampire bat (deep-navy body</w:t>
-            </w:r>
-          </w:p>
-        </w:tc>
-        <w:tc>
-          <w:tcPr>
-            <w:tcW w:type="dxa" w:w="1152"/>
-          </w:tcPr>
-          <w:p>
-            <w:r/>
-            <w:r>
-              <w:rPr>
-                <w:b w:val="0"/>
-                <w:sz w:val="17"/>
-              </w:rPr>
-              <w:t>shot_016.png</w:t>
+            <w:tcW w:type="dxa" w:w="3168"/>
+          </w:tcPr>
+          <w:p>
+            <w:r/>
+            <w:r>
+              <w:rPr>
+                <w:b w:val="0"/>
+                <w:sz w:val="17"/>
+              </w:rPr>
+              <w:t>1. bat_weak → 2. two_moons → 3. hourglass</w:t>
+            </w:r>
+          </w:p>
+        </w:tc>
+        <w:tc>
+          <w:tcPr>
+            <w:tcW w:type="dxa" w:w="1584"/>
+          </w:tcPr>
+          <w:p>
+            <w:r/>
+            <w:r>
+              <w:rPr>
+                <w:b w:val="0"/>
+                <w:sz w:val="17"/>
+              </w:rPr>
+              <w:t>frame_016/ (3 png)</w:t>
             </w:r>
           </w:p>
         </w:tc>
@@ -2074,7 +2074,7 @@
       <w:tr>
         <w:tc>
           <w:tcPr>
-            <w:tcW w:type="dxa" w:w="576"/>
+            <w:tcW w:type="dxa" w:w="648"/>
           </w:tcPr>
           <w:p>
             <w:r/>
@@ -2089,7 +2089,7 @@
         </w:tc>
         <w:tc>
           <w:tcPr>
-            <w:tcW w:type="dxa" w:w="1296"/>
+            <w:tcW w:type="dxa" w:w="1224"/>
           </w:tcPr>
           <w:p>
             <w:r/>
@@ -2104,7 +2104,7 @@
         </w:tc>
         <w:tc>
           <w:tcPr>
-            <w:tcW w:type="dxa" w:w="3312"/>
+            <w:tcW w:type="dxa" w:w="3024"/>
           </w:tcPr>
           <w:p>
             <w:r/>
@@ -2119,31 +2119,31 @@
         </w:tc>
         <w:tc>
           <w:tcPr>
-            <w:tcW w:type="dxa" w:w="3600"/>
-          </w:tcPr>
-          <w:p>
-            <w:r/>
-            <w:r>
-              <w:rPr>
-                <w:b w:val="0"/>
-                <w:sz w:val="17"/>
-              </w:rPr>
-              <w:t>Wide shot of rounded vampire bat (deep-navy body</w:t>
-            </w:r>
-          </w:p>
-        </w:tc>
-        <w:tc>
-          <w:tcPr>
-            <w:tcW w:type="dxa" w:w="1152"/>
-          </w:tcPr>
-          <w:p>
-            <w:r/>
-            <w:r>
-              <w:rPr>
-                <w:b w:val="0"/>
-                <w:sz w:val="17"/>
-              </w:rPr>
-              <w:t>shot_017.png</w:t>
+            <w:tcW w:type="dxa" w:w="3168"/>
+          </w:tcPr>
+          <w:p>
+            <w:r/>
+            <w:r>
+              <w:rPr>
+                <w:b w:val="0"/>
+                <w:sz w:val="17"/>
+              </w:rPr>
+              <w:t>1. bat_flying</w:t>
+            </w:r>
+          </w:p>
+        </w:tc>
+        <w:tc>
+          <w:tcPr>
+            <w:tcW w:type="dxa" w:w="1584"/>
+          </w:tcPr>
+          <w:p>
+            <w:r/>
+            <w:r>
+              <w:rPr>
+                <w:b w:val="0"/>
+                <w:sz w:val="17"/>
+              </w:rPr>
+              <w:t>frame_017/ (1 png)</w:t>
             </w:r>
           </w:p>
         </w:tc>
@@ -2166,7 +2166,7 @@
       <w:tr>
         <w:tc>
           <w:tcPr>
-            <w:tcW w:type="dxa" w:w="576"/>
+            <w:tcW w:type="dxa" w:w="648"/>
           </w:tcPr>
           <w:p>
             <w:r/>
@@ -2181,7 +2181,7 @@
         </w:tc>
         <w:tc>
           <w:tcPr>
-            <w:tcW w:type="dxa" w:w="1296"/>
+            <w:tcW w:type="dxa" w:w="1224"/>
           </w:tcPr>
           <w:p>
             <w:r/>
@@ -2196,7 +2196,7 @@
         </w:tc>
         <w:tc>
           <w:tcPr>
-            <w:tcW w:type="dxa" w:w="3312"/>
+            <w:tcW w:type="dxa" w:w="3024"/>
           </w:tcPr>
           <w:p>
             <w:r/>
@@ -2211,31 +2211,31 @@
         </w:tc>
         <w:tc>
           <w:tcPr>
-            <w:tcW w:type="dxa" w:w="3600"/>
-          </w:tcPr>
-          <w:p>
-            <w:r/>
-            <w:r>
-              <w:rPr>
-                <w:b w:val="0"/>
-                <w:sz w:val="17"/>
-              </w:rPr>
-              <w:t>rounded vampire bat (deep-navy body</w:t>
-            </w:r>
-          </w:p>
-        </w:tc>
-        <w:tc>
-          <w:tcPr>
-            <w:tcW w:type="dxa" w:w="1152"/>
-          </w:tcPr>
-          <w:p>
-            <w:r/>
-            <w:r>
-              <w:rPr>
-                <w:b w:val="0"/>
-                <w:sz w:val="17"/>
-              </w:rPr>
-              <w:t>shot_018.png</w:t>
+            <w:tcW w:type="dxa" w:w="3168"/>
+          </w:tcPr>
+          <w:p>
+            <w:r/>
+            <w:r>
+              <w:rPr>
+                <w:b w:val="0"/>
+                <w:sz w:val="17"/>
+              </w:rPr>
+              <w:t>1. bat_worried → 2. bare_leaf</w:t>
+            </w:r>
+          </w:p>
+        </w:tc>
+        <w:tc>
+          <w:tcPr>
+            <w:tcW w:type="dxa" w:w="1584"/>
+          </w:tcPr>
+          <w:p>
+            <w:r/>
+            <w:r>
+              <w:rPr>
+                <w:b w:val="0"/>
+                <w:sz w:val="17"/>
+              </w:rPr>
+              <w:t>frame_018/ (2 png)</w:t>
             </w:r>
           </w:p>
         </w:tc>
@@ -2258,7 +2258,7 @@
       <w:tr>
         <w:tc>
           <w:tcPr>
-            <w:tcW w:type="dxa" w:w="576"/>
+            <w:tcW w:type="dxa" w:w="648"/>
           </w:tcPr>
           <w:p>
             <w:r/>
@@ -2273,7 +2273,7 @@
         </w:tc>
         <w:tc>
           <w:tcPr>
-            <w:tcW w:type="dxa" w:w="1296"/>
+            <w:tcW w:type="dxa" w:w="1224"/>
           </w:tcPr>
           <w:p>
             <w:r/>
@@ -2288,7 +2288,7 @@
         </w:tc>
         <w:tc>
           <w:tcPr>
-            <w:tcW w:type="dxa" w:w="3312"/>
+            <w:tcW w:type="dxa" w:w="3024"/>
           </w:tcPr>
           <w:p>
             <w:r/>
@@ -2303,31 +2303,31 @@
         </w:tc>
         <w:tc>
           <w:tcPr>
-            <w:tcW w:type="dxa" w:w="3600"/>
-          </w:tcPr>
-          <w:p>
-            <w:r/>
-            <w:r>
-              <w:rPr>
-                <w:b w:val="0"/>
-                <w:sz w:val="17"/>
-              </w:rPr>
-              <w:t>Two of rounded vampire bat (deep-navy body</w:t>
-            </w:r>
-          </w:p>
-        </w:tc>
-        <w:tc>
-          <w:tcPr>
-            <w:tcW w:type="dxa" w:w="1152"/>
-          </w:tcPr>
-          <w:p>
-            <w:r/>
-            <w:r>
-              <w:rPr>
-                <w:b w:val="0"/>
-                <w:sz w:val="17"/>
-              </w:rPr>
-              <w:t>shot_019.png</w:t>
+            <w:tcW w:type="dxa" w:w="3168"/>
+          </w:tcPr>
+          <w:p>
+            <w:r/>
+            <w:r>
+              <w:rPr>
+                <w:b w:val="0"/>
+                <w:sz w:val="17"/>
+              </w:rPr>
+              <w:t>1. bat_left → 2. bat_right</w:t>
+            </w:r>
+          </w:p>
+        </w:tc>
+        <w:tc>
+          <w:tcPr>
+            <w:tcW w:type="dxa" w:w="1584"/>
+          </w:tcPr>
+          <w:p>
+            <w:r/>
+            <w:r>
+              <w:rPr>
+                <w:b w:val="0"/>
+                <w:sz w:val="17"/>
+              </w:rPr>
+              <w:t>frame_019/ (2 png)</w:t>
             </w:r>
           </w:p>
         </w:tc>
@@ -2350,7 +2350,7 @@
       <w:tr>
         <w:tc>
           <w:tcPr>
-            <w:tcW w:type="dxa" w:w="576"/>
+            <w:tcW w:type="dxa" w:w="648"/>
           </w:tcPr>
           <w:p>
             <w:r/>
@@ -2365,7 +2365,7 @@
         </w:tc>
         <w:tc>
           <w:tcPr>
-            <w:tcW w:type="dxa" w:w="1296"/>
+            <w:tcW w:type="dxa" w:w="1224"/>
           </w:tcPr>
           <w:p>
             <w:r/>
@@ -2380,7 +2380,7 @@
         </w:tc>
         <w:tc>
           <w:tcPr>
-            <w:tcW w:type="dxa" w:w="3312"/>
+            <w:tcW w:type="dxa" w:w="3024"/>
           </w:tcPr>
           <w:p>
             <w:r/>
@@ -2395,31 +2395,31 @@
         </w:tc>
         <w:tc>
           <w:tcPr>
-            <w:tcW w:type="dxa" w:w="3600"/>
-          </w:tcPr>
-          <w:p>
-            <w:r/>
-            <w:r>
-              <w:rPr>
-                <w:b w:val="0"/>
-                <w:sz w:val="17"/>
-              </w:rPr>
-              <w:t>In the hollow</w:t>
-            </w:r>
-          </w:p>
-        </w:tc>
-        <w:tc>
-          <w:tcPr>
-            <w:tcW w:type="dxa" w:w="1152"/>
-          </w:tcPr>
-          <w:p>
-            <w:r/>
-            <w:r>
-              <w:rPr>
-                <w:b w:val="0"/>
-                <w:sz w:val="17"/>
-              </w:rPr>
-              <w:t>shot_020.png</w:t>
+            <w:tcW w:type="dxa" w:w="3168"/>
+          </w:tcPr>
+          <w:p>
+            <w:r/>
+            <w:r>
+              <w:rPr>
+                <w:b w:val="0"/>
+                <w:sz w:val="17"/>
+              </w:rPr>
+              <w:t>1. bat_fed → 2. bat_empty</w:t>
+            </w:r>
+          </w:p>
+        </w:tc>
+        <w:tc>
+          <w:tcPr>
+            <w:tcW w:type="dxa" w:w="1584"/>
+          </w:tcPr>
+          <w:p>
+            <w:r/>
+            <w:r>
+              <w:rPr>
+                <w:b w:val="0"/>
+                <w:sz w:val="17"/>
+              </w:rPr>
+              <w:t>frame_020/ (2 png)</w:t>
             </w:r>
           </w:p>
         </w:tc>
@@ -2442,7 +2442,7 @@
       <w:tr>
         <w:tc>
           <w:tcPr>
-            <w:tcW w:type="dxa" w:w="576"/>
+            <w:tcW w:type="dxa" w:w="648"/>
           </w:tcPr>
           <w:p>
             <w:r/>
@@ -2457,7 +2457,7 @@
         </w:tc>
         <w:tc>
           <w:tcPr>
-            <w:tcW w:type="dxa" w:w="1296"/>
+            <w:tcW w:type="dxa" w:w="1224"/>
           </w:tcPr>
           <w:p>
             <w:r/>
@@ -2472,7 +2472,7 @@
         </w:tc>
         <w:tc>
           <w:tcPr>
-            <w:tcW w:type="dxa" w:w="3312"/>
+            <w:tcW w:type="dxa" w:w="3024"/>
           </w:tcPr>
           <w:p>
             <w:r/>
@@ -2487,31 +2487,31 @@
         </w:tc>
         <w:tc>
           <w:tcPr>
-            <w:tcW w:type="dxa" w:w="3600"/>
-          </w:tcPr>
-          <w:p>
-            <w:r/>
-            <w:r>
-              <w:rPr>
-                <w:b w:val="0"/>
-                <w:sz w:val="17"/>
-              </w:rPr>
-              <w:t>In the hollow</w:t>
-            </w:r>
-          </w:p>
-        </w:tc>
-        <w:tc>
-          <w:tcPr>
-            <w:tcW w:type="dxa" w:w="1152"/>
-          </w:tcPr>
-          <w:p>
-            <w:r/>
-            <w:r>
-              <w:rPr>
-                <w:b w:val="0"/>
-                <w:sz w:val="17"/>
-              </w:rPr>
-              <w:t>shot_021.png</w:t>
+            <w:tcW w:type="dxa" w:w="3168"/>
+          </w:tcPr>
+          <w:p>
+            <w:r/>
+            <w:r>
+              <w:rPr>
+                <w:b w:val="0"/>
+                <w:sz w:val="17"/>
+              </w:rPr>
+              <w:t>1. bat_giving → 2. droplet → 3. bat_receiving</w:t>
+            </w:r>
+          </w:p>
+        </w:tc>
+        <w:tc>
+          <w:tcPr>
+            <w:tcW w:type="dxa" w:w="1584"/>
+          </w:tcPr>
+          <w:p>
+            <w:r/>
+            <w:r>
+              <w:rPr>
+                <w:b w:val="0"/>
+                <w:sz w:val="17"/>
+              </w:rPr>
+              <w:t>frame_021/ (3 png)</w:t>
             </w:r>
           </w:p>
         </w:tc>
@@ -2534,7 +2534,7 @@
       <w:tr>
         <w:tc>
           <w:tcPr>
-            <w:tcW w:type="dxa" w:w="576"/>
+            <w:tcW w:type="dxa" w:w="648"/>
           </w:tcPr>
           <w:p>
             <w:r/>
@@ -2549,7 +2549,7 @@
         </w:tc>
         <w:tc>
           <w:tcPr>
-            <w:tcW w:type="dxa" w:w="1296"/>
+            <w:tcW w:type="dxa" w:w="1224"/>
           </w:tcPr>
           <w:p>
             <w:r/>
@@ -2564,7 +2564,7 @@
         </w:tc>
         <w:tc>
           <w:tcPr>
-            <w:tcW w:type="dxa" w:w="3312"/>
+            <w:tcW w:type="dxa" w:w="3024"/>
           </w:tcPr>
           <w:p>
             <w:r/>
@@ -2579,31 +2579,31 @@
         </w:tc>
         <w:tc>
           <w:tcPr>
-            <w:tcW w:type="dxa" w:w="3600"/>
-          </w:tcPr>
-          <w:p>
-            <w:r/>
-            <w:r>
-              <w:rPr>
-                <w:b w:val="0"/>
-                <w:sz w:val="17"/>
-              </w:rPr>
-              <w:t>Close-up of the giving rounded vampire bat (deep-navy body</w:t>
-            </w:r>
-          </w:p>
-        </w:tc>
-        <w:tc>
-          <w:tcPr>
-            <w:tcW w:type="dxa" w:w="1152"/>
-          </w:tcPr>
-          <w:p>
-            <w:r/>
-            <w:r>
-              <w:rPr>
-                <w:b w:val="0"/>
-                <w:sz w:val="17"/>
-              </w:rPr>
-              <w:t>shot_022.png</w:t>
+            <w:tcW w:type="dxa" w:w="3168"/>
+          </w:tcPr>
+          <w:p>
+            <w:r/>
+            <w:r>
+              <w:rPr>
+                <w:b w:val="0"/>
+                <w:sz w:val="17"/>
+              </w:rPr>
+              <w:t>1. bat_giving_close → 2. droplet</w:t>
+            </w:r>
+          </w:p>
+        </w:tc>
+        <w:tc>
+          <w:tcPr>
+            <w:tcW w:type="dxa" w:w="1584"/>
+          </w:tcPr>
+          <w:p>
+            <w:r/>
+            <w:r>
+              <w:rPr>
+                <w:b w:val="0"/>
+                <w:sz w:val="17"/>
+              </w:rPr>
+              <w:t>frame_022/ (2 png)</w:t>
             </w:r>
           </w:p>
         </w:tc>
@@ -2626,7 +2626,7 @@
       <w:tr>
         <w:tc>
           <w:tcPr>
-            <w:tcW w:type="dxa" w:w="576"/>
+            <w:tcW w:type="dxa" w:w="648"/>
           </w:tcPr>
           <w:p>
             <w:r/>
@@ -2641,7 +2641,7 @@
         </w:tc>
         <w:tc>
           <w:tcPr>
-            <w:tcW w:type="dxa" w:w="1296"/>
+            <w:tcW w:type="dxa" w:w="1224"/>
           </w:tcPr>
           <w:p>
             <w:r/>
@@ -2656,7 +2656,7 @@
         </w:tc>
         <w:tc>
           <w:tcPr>
-            <w:tcW w:type="dxa" w:w="3312"/>
+            <w:tcW w:type="dxa" w:w="3024"/>
           </w:tcPr>
           <w:p>
             <w:r/>
@@ -2671,31 +2671,31 @@
         </w:tc>
         <w:tc>
           <w:tcPr>
-            <w:tcW w:type="dxa" w:w="3600"/>
-          </w:tcPr>
-          <w:p>
-            <w:r/>
-            <w:r>
-              <w:rPr>
-                <w:b w:val="0"/>
-                <w:sz w:val="17"/>
-              </w:rPr>
-              <w:t>In the hollow</w:t>
-            </w:r>
-          </w:p>
-        </w:tc>
-        <w:tc>
-          <w:tcPr>
-            <w:tcW w:type="dxa" w:w="1152"/>
-          </w:tcPr>
-          <w:p>
-            <w:r/>
-            <w:r>
-              <w:rPr>
-                <w:b w:val="0"/>
-                <w:sz w:val="17"/>
-              </w:rPr>
-              <w:t>shot_023.png</w:t>
+            <w:tcW w:type="dxa" w:w="3168"/>
+          </w:tcPr>
+          <w:p>
+            <w:r/>
+            <w:r>
+              <w:rPr>
+                <w:b w:val="0"/>
+                <w:sz w:val="17"/>
+              </w:rPr>
+              <w:t>1. bat_revived</w:t>
+            </w:r>
+          </w:p>
+        </w:tc>
+        <w:tc>
+          <w:tcPr>
+            <w:tcW w:type="dxa" w:w="1584"/>
+          </w:tcPr>
+          <w:p>
+            <w:r/>
+            <w:r>
+              <w:rPr>
+                <w:b w:val="0"/>
+                <w:sz w:val="17"/>
+              </w:rPr>
+              <w:t>frame_023/ (1 png)</w:t>
             </w:r>
           </w:p>
         </w:tc>
@@ -2718,7 +2718,7 @@
       <w:tr>
         <w:tc>
           <w:tcPr>
-            <w:tcW w:type="dxa" w:w="576"/>
+            <w:tcW w:type="dxa" w:w="648"/>
           </w:tcPr>
           <w:p>
             <w:r/>
@@ -2733,7 +2733,7 @@
         </w:tc>
         <w:tc>
           <w:tcPr>
-            <w:tcW w:type="dxa" w:w="1296"/>
+            <w:tcW w:type="dxa" w:w="1224"/>
           </w:tcPr>
           <w:p>
             <w:r/>
@@ -2748,7 +2748,7 @@
         </w:tc>
         <w:tc>
           <w:tcPr>
-            <w:tcW w:type="dxa" w:w="3312"/>
+            <w:tcW w:type="dxa" w:w="3024"/>
           </w:tcPr>
           <w:p>
             <w:r/>
@@ -2763,31 +2763,31 @@
         </w:tc>
         <w:tc>
           <w:tcPr>
-            <w:tcW w:type="dxa" w:w="3600"/>
-          </w:tcPr>
-          <w:p>
-            <w:r/>
-            <w:r>
-              <w:rPr>
-                <w:b w:val="0"/>
-                <w:sz w:val="17"/>
-              </w:rPr>
-              <w:t>teal-blue fox host (rounded chunky body</w:t>
-            </w:r>
-          </w:p>
-        </w:tc>
-        <w:tc>
-          <w:tcPr>
-            <w:tcW w:type="dxa" w:w="1152"/>
-          </w:tcPr>
-          <w:p>
-            <w:r/>
-            <w:r>
-              <w:rPr>
-                <w:b w:val="0"/>
-                <w:sz w:val="17"/>
-              </w:rPr>
-              <w:t>shot_024.png</w:t>
+            <w:tcW w:type="dxa" w:w="3168"/>
+          </w:tcPr>
+          <w:p>
+            <w:r/>
+            <w:r>
+              <w:rPr>
+                <w:b w:val="0"/>
+                <w:sz w:val="17"/>
+              </w:rPr>
+              <w:t>1. host → 2. lightbulb</w:t>
+            </w:r>
+          </w:p>
+        </w:tc>
+        <w:tc>
+          <w:tcPr>
+            <w:tcW w:type="dxa" w:w="1584"/>
+          </w:tcPr>
+          <w:p>
+            <w:r/>
+            <w:r>
+              <w:rPr>
+                <w:b w:val="0"/>
+                <w:sz w:val="17"/>
+              </w:rPr>
+              <w:t>frame_024/ (2 png)</w:t>
             </w:r>
           </w:p>
         </w:tc>
@@ -2810,7 +2810,7 @@
       <w:tr>
         <w:tc>
           <w:tcPr>
-            <w:tcW w:type="dxa" w:w="576"/>
+            <w:tcW w:type="dxa" w:w="648"/>
           </w:tcPr>
           <w:p>
             <w:r/>
@@ -2825,7 +2825,7 @@
         </w:tc>
         <w:tc>
           <w:tcPr>
-            <w:tcW w:type="dxa" w:w="1296"/>
+            <w:tcW w:type="dxa" w:w="1224"/>
           </w:tcPr>
           <w:p>
             <w:r/>
@@ -2840,7 +2840,7 @@
         </w:tc>
         <w:tc>
           <w:tcPr>
-            <w:tcW w:type="dxa" w:w="3312"/>
+            <w:tcW w:type="dxa" w:w="3024"/>
           </w:tcPr>
           <w:p>
             <w:r/>
@@ -2855,31 +2855,31 @@
         </w:tc>
         <w:tc>
           <w:tcPr>
-            <w:tcW w:type="dxa" w:w="3600"/>
-          </w:tcPr>
-          <w:p>
-            <w:r/>
-            <w:r>
-              <w:rPr>
-                <w:b w:val="0"/>
-                <w:sz w:val="17"/>
-              </w:rPr>
-              <w:t>A web of several of rounded vampire bat (deep-navy body</w:t>
-            </w:r>
-          </w:p>
-        </w:tc>
-        <w:tc>
-          <w:tcPr>
-            <w:tcW w:type="dxa" w:w="1152"/>
-          </w:tcPr>
-          <w:p>
-            <w:r/>
-            <w:r>
-              <w:rPr>
-                <w:b w:val="0"/>
-                <w:sz w:val="17"/>
-              </w:rPr>
-              <w:t>shot_025.png</w:t>
+            <w:tcW w:type="dxa" w:w="3168"/>
+          </w:tcPr>
+          <w:p>
+            <w:r/>
+            <w:r>
+              <w:rPr>
+                <w:b w:val="0"/>
+                <w:sz w:val="17"/>
+              </w:rPr>
+              <w:t>1. bat_cluster → 2. coral_lines</w:t>
+            </w:r>
+          </w:p>
+        </w:tc>
+        <w:tc>
+          <w:tcPr>
+            <w:tcW w:type="dxa" w:w="1584"/>
+          </w:tcPr>
+          <w:p>
+            <w:r/>
+            <w:r>
+              <w:rPr>
+                <w:b w:val="0"/>
+                <w:sz w:val="17"/>
+              </w:rPr>
+              <w:t>frame_025/ (2 png)</w:t>
             </w:r>
           </w:p>
         </w:tc>
@@ -2902,7 +2902,7 @@
       <w:tr>
         <w:tc>
           <w:tcPr>
-            <w:tcW w:type="dxa" w:w="576"/>
+            <w:tcW w:type="dxa" w:w="648"/>
           </w:tcPr>
           <w:p>
             <w:r/>
@@ -2917,7 +2917,7 @@
         </w:tc>
         <w:tc>
           <w:tcPr>
-            <w:tcW w:type="dxa" w:w="1296"/>
+            <w:tcW w:type="dxa" w:w="1224"/>
           </w:tcPr>
           <w:p>
             <w:r/>
@@ -2932,7 +2932,7 @@
         </w:tc>
         <w:tc>
           <w:tcPr>
-            <w:tcW w:type="dxa" w:w="3312"/>
+            <w:tcW w:type="dxa" w:w="3024"/>
           </w:tcPr>
           <w:p>
             <w:r/>
@@ -2947,31 +2947,31 @@
         </w:tc>
         <w:tc>
           <w:tcPr>
-            <w:tcW w:type="dxa" w:w="3600"/>
-          </w:tcPr>
-          <w:p>
-            <w:r/>
-            <w:r>
-              <w:rPr>
-                <w:b w:val="0"/>
-                <w:sz w:val="17"/>
-              </w:rPr>
-              <w:t>The same web of rounded vampire bat (deep-navy body</w:t>
-            </w:r>
-          </w:p>
-        </w:tc>
-        <w:tc>
-          <w:tcPr>
-            <w:tcW w:type="dxa" w:w="1152"/>
-          </w:tcPr>
-          <w:p>
-            <w:r/>
-            <w:r>
-              <w:rPr>
-                <w:b w:val="0"/>
-                <w:sz w:val="17"/>
-              </w:rPr>
-              <w:t>shot_026.png</w:t>
+            <w:tcW w:type="dxa" w:w="3168"/>
+          </w:tcPr>
+          <w:p>
+            <w:r/>
+            <w:r>
+              <w:rPr>
+                <w:b w:val="0"/>
+                <w:sz w:val="17"/>
+              </w:rPr>
+              <w:t>1. dim_bat → 2. returning_droplet</w:t>
+            </w:r>
+          </w:p>
+        </w:tc>
+        <w:tc>
+          <w:tcPr>
+            <w:tcW w:type="dxa" w:w="1584"/>
+          </w:tcPr>
+          <w:p>
+            <w:r/>
+            <w:r>
+              <w:rPr>
+                <w:b w:val="0"/>
+                <w:sz w:val="17"/>
+              </w:rPr>
+              <w:t>frame_026/ (2 png)</w:t>
             </w:r>
           </w:p>
         </w:tc>
@@ -2994,7 +2994,7 @@
       <w:tr>
         <w:tc>
           <w:tcPr>
-            <w:tcW w:type="dxa" w:w="576"/>
+            <w:tcW w:type="dxa" w:w="648"/>
           </w:tcPr>
           <w:p>
             <w:r/>
@@ -3009,7 +3009,7 @@
         </w:tc>
         <w:tc>
           <w:tcPr>
-            <w:tcW w:type="dxa" w:w="1296"/>
+            <w:tcW w:type="dxa" w:w="1224"/>
           </w:tcPr>
           <w:p>
             <w:r/>
@@ -3024,7 +3024,7 @@
         </w:tc>
         <w:tc>
           <w:tcPr>
-            <w:tcW w:type="dxa" w:w="3312"/>
+            <w:tcW w:type="dxa" w:w="3024"/>
           </w:tcPr>
           <w:p>
             <w:r/>
@@ -3039,31 +3039,31 @@
         </w:tc>
         <w:tc>
           <w:tcPr>
-            <w:tcW w:type="dxa" w:w="3600"/>
-          </w:tcPr>
-          <w:p>
-            <w:r/>
-            <w:r>
-              <w:rPr>
-                <w:b w:val="0"/>
-                <w:sz w:val="17"/>
-              </w:rPr>
-              <w:t>A single rounded vampire bat (deep-navy body</w:t>
-            </w:r>
-          </w:p>
-        </w:tc>
-        <w:tc>
-          <w:tcPr>
-            <w:tcW w:type="dxa" w:w="1152"/>
-          </w:tcPr>
-          <w:p>
-            <w:r/>
-            <w:r>
-              <w:rPr>
-                <w:b w:val="0"/>
-                <w:sz w:val="17"/>
-              </w:rPr>
-              <w:t>shot_027.png</w:t>
+            <w:tcW w:type="dxa" w:w="3168"/>
+          </w:tcPr>
+          <w:p>
+            <w:r/>
+            <w:r>
+              <w:rPr>
+                <w:b w:val="0"/>
+                <w:sz w:val="17"/>
+              </w:rPr>
+              <w:t>1. bat → 2. droplet → 3. pool_jar</w:t>
+            </w:r>
+          </w:p>
+        </w:tc>
+        <w:tc>
+          <w:tcPr>
+            <w:tcW w:type="dxa" w:w="1584"/>
+          </w:tcPr>
+          <w:p>
+            <w:r/>
+            <w:r>
+              <w:rPr>
+                <w:b w:val="0"/>
+                <w:sz w:val="17"/>
+              </w:rPr>
+              <w:t>frame_027/ (3 png)</w:t>
             </w:r>
           </w:p>
         </w:tc>
@@ -3086,7 +3086,7 @@
       <w:tr>
         <w:tc>
           <w:tcPr>
-            <w:tcW w:type="dxa" w:w="576"/>
+            <w:tcW w:type="dxa" w:w="648"/>
           </w:tcPr>
           <w:p>
             <w:r/>
@@ -3101,7 +3101,7 @@
         </w:tc>
         <w:tc>
           <w:tcPr>
-            <w:tcW w:type="dxa" w:w="1296"/>
+            <w:tcW w:type="dxa" w:w="1224"/>
           </w:tcPr>
           <w:p>
             <w:r/>
@@ -3116,7 +3116,7 @@
         </w:tc>
         <w:tc>
           <w:tcPr>
-            <w:tcW w:type="dxa" w:w="3312"/>
+            <w:tcW w:type="dxa" w:w="3024"/>
           </w:tcPr>
           <w:p>
             <w:r/>
@@ -3131,31 +3131,31 @@
         </w:tc>
         <w:tc>
           <w:tcPr>
-            <w:tcW w:type="dxa" w:w="3600"/>
-          </w:tcPr>
-          <w:p>
-            <w:r/>
-            <w:r>
-              <w:rPr>
-                <w:b w:val="0"/>
-                <w:sz w:val="17"/>
-              </w:rPr>
-              <w:t>The same rounded vampire bat (deep-navy body</w:t>
-            </w:r>
-          </w:p>
-        </w:tc>
-        <w:tc>
-          <w:tcPr>
-            <w:tcW w:type="dxa" w:w="1152"/>
-          </w:tcPr>
-          <w:p>
-            <w:r/>
-            <w:r>
-              <w:rPr>
-                <w:b w:val="0"/>
-                <w:sz w:val="17"/>
-              </w:rPr>
-              <w:t>shot_028.png</w:t>
+            <w:tcW w:type="dxa" w:w="3168"/>
+          </w:tcPr>
+          <w:p>
+            <w:r/>
+            <w:r>
+              <w:rPr>
+                <w:b w:val="0"/>
+                <w:sz w:val="17"/>
+              </w:rPr>
+              <w:t>1. bat → 2. droplet_out → 3. pool_jar</w:t>
+            </w:r>
+          </w:p>
+        </w:tc>
+        <w:tc>
+          <w:tcPr>
+            <w:tcW w:type="dxa" w:w="1584"/>
+          </w:tcPr>
+          <w:p>
+            <w:r/>
+            <w:r>
+              <w:rPr>
+                <w:b w:val="0"/>
+                <w:sz w:val="17"/>
+              </w:rPr>
+              <w:t>frame_028/ (3 png)</w:t>
             </w:r>
           </w:p>
         </w:tc>
@@ -3178,7 +3178,7 @@
       <w:tr>
         <w:tc>
           <w:tcPr>
-            <w:tcW w:type="dxa" w:w="576"/>
+            <w:tcW w:type="dxa" w:w="648"/>
           </w:tcPr>
           <w:p>
             <w:r/>
@@ -3193,7 +3193,7 @@
         </w:tc>
         <w:tc>
           <w:tcPr>
-            <w:tcW w:type="dxa" w:w="1296"/>
+            <w:tcW w:type="dxa" w:w="1224"/>
           </w:tcPr>
           <w:p>
             <w:r/>
@@ -3208,7 +3208,7 @@
         </w:tc>
         <w:tc>
           <w:tcPr>
-            <w:tcW w:type="dxa" w:w="3312"/>
+            <w:tcW w:type="dxa" w:w="3024"/>
           </w:tcPr>
           <w:p>
             <w:r/>
@@ -3223,31 +3223,31 @@
         </w:tc>
         <w:tc>
           <w:tcPr>
-            <w:tcW w:type="dxa" w:w="3600"/>
-          </w:tcPr>
-          <w:p>
-            <w:r/>
-            <w:r>
-              <w:rPr>
-                <w:b w:val="0"/>
-                <w:sz w:val="17"/>
-              </w:rPr>
-              <w:t>One lone rounded vampire bat (deep-navy body</w:t>
-            </w:r>
-          </w:p>
-        </w:tc>
-        <w:tc>
-          <w:tcPr>
-            <w:tcW w:type="dxa" w:w="1152"/>
-          </w:tcPr>
-          <w:p>
-            <w:r/>
-            <w:r>
-              <w:rPr>
-                <w:b w:val="0"/>
-                <w:sz w:val="17"/>
-              </w:rPr>
-              <w:t>shot_029.png</w:t>
+            <w:tcW w:type="dxa" w:w="3168"/>
+          </w:tcPr>
+          <w:p>
+            <w:r/>
+            <w:r>
+              <w:rPr>
+                <w:b w:val="0"/>
+                <w:sz w:val="17"/>
+              </w:rPr>
+              <w:t>1. lone_bat → 2. dark_wave</w:t>
+            </w:r>
+          </w:p>
+        </w:tc>
+        <w:tc>
+          <w:tcPr>
+            <w:tcW w:type="dxa" w:w="1584"/>
+          </w:tcPr>
+          <w:p>
+            <w:r/>
+            <w:r>
+              <w:rPr>
+                <w:b w:val="0"/>
+                <w:sz w:val="17"/>
+              </w:rPr>
+              <w:t>frame_029/ (2 png)</w:t>
             </w:r>
           </w:p>
         </w:tc>
@@ -3270,7 +3270,7 @@
       <w:tr>
         <w:tc>
           <w:tcPr>
-            <w:tcW w:type="dxa" w:w="576"/>
+            <w:tcW w:type="dxa" w:w="648"/>
           </w:tcPr>
           <w:p>
             <w:r/>
@@ -3285,7 +3285,7 @@
         </w:tc>
         <w:tc>
           <w:tcPr>
-            <w:tcW w:type="dxa" w:w="1296"/>
+            <w:tcW w:type="dxa" w:w="1224"/>
           </w:tcPr>
           <w:p>
             <w:r/>
@@ -3300,7 +3300,7 @@
         </w:tc>
         <w:tc>
           <w:tcPr>
-            <w:tcW w:type="dxa" w:w="3312"/>
+            <w:tcW w:type="dxa" w:w="3024"/>
           </w:tcPr>
           <w:p>
             <w:r/>
@@ -3315,31 +3315,31 @@
         </w:tc>
         <w:tc>
           <w:tcPr>
-            <w:tcW w:type="dxa" w:w="3600"/>
-          </w:tcPr>
-          <w:p>
-            <w:r/>
-            <w:r>
-              <w:rPr>
-                <w:b w:val="0"/>
-                <w:sz w:val="17"/>
-              </w:rPr>
-              <w:t>Many of rounded vampire bat (deep-navy body</w:t>
-            </w:r>
-          </w:p>
-        </w:tc>
-        <w:tc>
-          <w:tcPr>
-            <w:tcW w:type="dxa" w:w="1152"/>
-          </w:tcPr>
-          <w:p>
-            <w:r/>
-            <w:r>
-              <w:rPr>
-                <w:b w:val="0"/>
-                <w:sz w:val="17"/>
-              </w:rPr>
-              <w:t>shot_030.png</w:t>
+            <w:tcW w:type="dxa" w:w="3168"/>
+          </w:tcPr>
+          <w:p>
+            <w:r/>
+            <w:r>
+              <w:rPr>
+                <w:b w:val="0"/>
+                <w:sz w:val="17"/>
+              </w:rPr>
+              <w:t>1. bat_group → 2. coral_dome → 3. dark_wave</w:t>
+            </w:r>
+          </w:p>
+        </w:tc>
+        <w:tc>
+          <w:tcPr>
+            <w:tcW w:type="dxa" w:w="1584"/>
+          </w:tcPr>
+          <w:p>
+            <w:r/>
+            <w:r>
+              <w:rPr>
+                <w:b w:val="0"/>
+                <w:sz w:val="17"/>
+              </w:rPr>
+              <w:t>frame_030/ (3 png)</w:t>
             </w:r>
           </w:p>
         </w:tc>
@@ -3362,7 +3362,7 @@
       <w:tr>
         <w:tc>
           <w:tcPr>
-            <w:tcW w:type="dxa" w:w="576"/>
+            <w:tcW w:type="dxa" w:w="648"/>
           </w:tcPr>
           <w:p>
             <w:r/>
@@ -3377,7 +3377,7 @@
         </w:tc>
         <w:tc>
           <w:tcPr>
-            <w:tcW w:type="dxa" w:w="1296"/>
+            <w:tcW w:type="dxa" w:w="1224"/>
           </w:tcPr>
           <w:p>
             <w:r/>
@@ -3392,7 +3392,7 @@
         </w:tc>
         <w:tc>
           <w:tcPr>
-            <w:tcW w:type="dxa" w:w="3312"/>
+            <w:tcW w:type="dxa" w:w="3024"/>
           </w:tcPr>
           <w:p>
             <w:r/>
@@ -3407,31 +3407,31 @@
         </w:tc>
         <w:tc>
           <w:tcPr>
-            <w:tcW w:type="dxa" w:w="3600"/>
-          </w:tcPr>
-          <w:p>
-            <w:r/>
-            <w:r>
-              <w:rPr>
-                <w:b w:val="0"/>
-                <w:sz w:val="17"/>
-              </w:rPr>
-              <w:t>Under the holding coral dome</w:t>
-            </w:r>
-          </w:p>
-        </w:tc>
-        <w:tc>
-          <w:tcPr>
-            <w:tcW w:type="dxa" w:w="1152"/>
-          </w:tcPr>
-          <w:p>
-            <w:r/>
-            <w:r>
-              <w:rPr>
-                <w:b w:val="0"/>
-                <w:sz w:val="17"/>
-              </w:rPr>
-              <w:t>shot_031.png</w:t>
+            <w:tcW w:type="dxa" w:w="3168"/>
+          </w:tcPr>
+          <w:p>
+            <w:r/>
+            <w:r>
+              <w:rPr>
+                <w:b w:val="0"/>
+                <w:sz w:val="17"/>
+              </w:rPr>
+              <w:t>1. coral_dome → 2. lifted_bat → 3. surplus_glow</w:t>
+            </w:r>
+          </w:p>
+        </w:tc>
+        <w:tc>
+          <w:tcPr>
+            <w:tcW w:type="dxa" w:w="1584"/>
+          </w:tcPr>
+          <w:p>
+            <w:r/>
+            <w:r>
+              <w:rPr>
+                <w:b w:val="0"/>
+                <w:sz w:val="17"/>
+              </w:rPr>
+              <w:t>frame_031/ (3 png)</w:t>
             </w:r>
           </w:p>
         </w:tc>
@@ -3454,7 +3454,7 @@
       <w:tr>
         <w:tc>
           <w:tcPr>
-            <w:tcW w:type="dxa" w:w="576"/>
+            <w:tcW w:type="dxa" w:w="648"/>
           </w:tcPr>
           <w:p>
             <w:r/>
@@ -3469,7 +3469,7 @@
         </w:tc>
         <w:tc>
           <w:tcPr>
-            <w:tcW w:type="dxa" w:w="1296"/>
+            <w:tcW w:type="dxa" w:w="1224"/>
           </w:tcPr>
           <w:p>
             <w:r/>
@@ -3484,7 +3484,7 @@
         </w:tc>
         <w:tc>
           <w:tcPr>
-            <w:tcW w:type="dxa" w:w="3312"/>
+            <w:tcW w:type="dxa" w:w="3024"/>
           </w:tcPr>
           <w:p>
             <w:r/>
@@ -3499,31 +3499,31 @@
         </w:tc>
         <w:tc>
           <w:tcPr>
-            <w:tcW w:type="dxa" w:w="3600"/>
-          </w:tcPr>
-          <w:p>
-            <w:r/>
-            <w:r>
-              <w:rPr>
-                <w:b w:val="0"/>
-                <w:sz w:val="17"/>
-              </w:rPr>
-              <w:t>A bold centered emblem: a coral shield formed out of many tiny bat shapes</w:t>
-            </w:r>
-          </w:p>
-        </w:tc>
-        <w:tc>
-          <w:tcPr>
-            <w:tcW w:type="dxa" w:w="1152"/>
-          </w:tcPr>
-          <w:p>
-            <w:r/>
-            <w:r>
-              <w:rPr>
-                <w:b w:val="0"/>
-                <w:sz w:val="17"/>
-              </w:rPr>
-              <w:t>shot_032.png</w:t>
+            <w:tcW w:type="dxa" w:w="3168"/>
+          </w:tcPr>
+          <w:p>
+            <w:r/>
+            <w:r>
+              <w:rPr>
+                <w:b w:val="0"/>
+                <w:sz w:val="17"/>
+              </w:rPr>
+              <w:t>1. bat_shield</w:t>
+            </w:r>
+          </w:p>
+        </w:tc>
+        <w:tc>
+          <w:tcPr>
+            <w:tcW w:type="dxa" w:w="1584"/>
+          </w:tcPr>
+          <w:p>
+            <w:r/>
+            <w:r>
+              <w:rPr>
+                <w:b w:val="0"/>
+                <w:sz w:val="17"/>
+              </w:rPr>
+              <w:t>frame_032/ (1 png)</w:t>
             </w:r>
           </w:p>
         </w:tc>
@@ -3546,7 +3546,7 @@
       <w:tr>
         <w:tc>
           <w:tcPr>
-            <w:tcW w:type="dxa" w:w="576"/>
+            <w:tcW w:type="dxa" w:w="648"/>
           </w:tcPr>
           <w:p>
             <w:r/>
@@ -3561,7 +3561,7 @@
         </w:tc>
         <w:tc>
           <w:tcPr>
-            <w:tcW w:type="dxa" w:w="1296"/>
+            <w:tcW w:type="dxa" w:w="1224"/>
           </w:tcPr>
           <w:p>
             <w:r/>
@@ -3576,7 +3576,7 @@
         </w:tc>
         <w:tc>
           <w:tcPr>
-            <w:tcW w:type="dxa" w:w="3312"/>
+            <w:tcW w:type="dxa" w:w="3024"/>
           </w:tcPr>
           <w:p>
             <w:r/>
@@ -3591,31 +3591,31 @@
         </w:tc>
         <w:tc>
           <w:tcPr>
-            <w:tcW w:type="dxa" w:w="3600"/>
-          </w:tcPr>
-          <w:p>
-            <w:r/>
-            <w:r>
-              <w:rPr>
-                <w:b w:val="0"/>
-                <w:sz w:val="17"/>
-              </w:rPr>
-              <w:t>A rounded vampire bat (deep-navy body</w:t>
-            </w:r>
-          </w:p>
-        </w:tc>
-        <w:tc>
-          <w:tcPr>
-            <w:tcW w:type="dxa" w:w="1152"/>
-          </w:tcPr>
-          <w:p>
-            <w:r/>
-            <w:r>
-              <w:rPr>
-                <w:b w:val="0"/>
-                <w:sz w:val="17"/>
-              </w:rPr>
-              <w:t>shot_033.png</w:t>
+            <w:tcW w:type="dxa" w:w="3168"/>
+          </w:tcPr>
+          <w:p>
+            <w:r/>
+            <w:r>
+              <w:rPr>
+                <w:b w:val="0"/>
+                <w:sz w:val="17"/>
+              </w:rPr>
+              <w:t>1. bat → 2. droplet_plus → 3. pool_jar</w:t>
+            </w:r>
+          </w:p>
+        </w:tc>
+        <w:tc>
+          <w:tcPr>
+            <w:tcW w:type="dxa" w:w="1584"/>
+          </w:tcPr>
+          <w:p>
+            <w:r/>
+            <w:r>
+              <w:rPr>
+                <w:b w:val="0"/>
+                <w:sz w:val="17"/>
+              </w:rPr>
+              <w:t>frame_033/ (3 png)</w:t>
             </w:r>
           </w:p>
         </w:tc>
@@ -3638,7 +3638,7 @@
       <w:tr>
         <w:tc>
           <w:tcPr>
-            <w:tcW w:type="dxa" w:w="576"/>
+            <w:tcW w:type="dxa" w:w="648"/>
           </w:tcPr>
           <w:p>
             <w:r/>
@@ -3653,7 +3653,7 @@
         </w:tc>
         <w:tc>
           <w:tcPr>
-            <w:tcW w:type="dxa" w:w="1296"/>
+            <w:tcW w:type="dxa" w:w="1224"/>
           </w:tcPr>
           <w:p>
             <w:r/>
@@ -3668,7 +3668,7 @@
         </w:tc>
         <w:tc>
           <w:tcPr>
-            <w:tcW w:type="dxa" w:w="3312"/>
+            <w:tcW w:type="dxa" w:w="3024"/>
           </w:tcPr>
           <w:p>
             <w:r/>
@@ -3683,31 +3683,31 @@
         </w:tc>
         <w:tc>
           <w:tcPr>
-            <w:tcW w:type="dxa" w:w="3600"/>
-          </w:tcPr>
-          <w:p>
-            <w:r/>
-            <w:r>
-              <w:rPr>
-                <w:b w:val="0"/>
-                <w:sz w:val="17"/>
-              </w:rPr>
-              <w:t>A rounded vampire bat (deep-navy body</w:t>
-            </w:r>
-          </w:p>
-        </w:tc>
-        <w:tc>
-          <w:tcPr>
-            <w:tcW w:type="dxa" w:w="1152"/>
-          </w:tcPr>
-          <w:p>
-            <w:r/>
-            <w:r>
-              <w:rPr>
-                <w:b w:val="0"/>
-                <w:sz w:val="17"/>
-              </w:rPr>
-              <w:t>shot_034.png</w:t>
+            <w:tcW w:type="dxa" w:w="3168"/>
+          </w:tcPr>
+          <w:p>
+            <w:r/>
+            <w:r>
+              <w:rPr>
+                <w:b w:val="0"/>
+                <w:sz w:val="17"/>
+              </w:rPr>
+              <w:t>1. bat → 2. droplet_arrow → 3. pool_jar</w:t>
+            </w:r>
+          </w:p>
+        </w:tc>
+        <w:tc>
+          <w:tcPr>
+            <w:tcW w:type="dxa" w:w="1584"/>
+          </w:tcPr>
+          <w:p>
+            <w:r/>
+            <w:r>
+              <w:rPr>
+                <w:b w:val="0"/>
+                <w:sz w:val="17"/>
+              </w:rPr>
+              <w:t>frame_034/ (3 png)</w:t>
             </w:r>
           </w:p>
         </w:tc>
@@ -3730,7 +3730,7 @@
       <w:tr>
         <w:tc>
           <w:tcPr>
-            <w:tcW w:type="dxa" w:w="576"/>
+            <w:tcW w:type="dxa" w:w="648"/>
           </w:tcPr>
           <w:p>
             <w:r/>
@@ -3745,7 +3745,7 @@
         </w:tc>
         <w:tc>
           <w:tcPr>
-            <w:tcW w:type="dxa" w:w="1296"/>
+            <w:tcW w:type="dxa" w:w="1224"/>
           </w:tcPr>
           <w:p>
             <w:r/>
@@ -3760,7 +3760,7 @@
         </w:tc>
         <w:tc>
           <w:tcPr>
-            <w:tcW w:type="dxa" w:w="3312"/>
+            <w:tcW w:type="dxa" w:w="3024"/>
           </w:tcPr>
           <w:p>
             <w:r/>
@@ -3775,31 +3775,31 @@
         </w:tc>
         <w:tc>
           <w:tcPr>
-            <w:tcW w:type="dxa" w:w="3600"/>
-          </w:tcPr>
-          <w:p>
-            <w:r/>
-            <w:r>
-              <w:rPr>
-                <w:b w:val="0"/>
-                <w:sz w:val="17"/>
-              </w:rPr>
-              <w:t>The whole warm hollow stylized as a cozy little 'company' of rounded vampire bat…</w:t>
-            </w:r>
-          </w:p>
-        </w:tc>
-        <w:tc>
-          <w:tcPr>
-            <w:tcW w:type="dxa" w:w="1152"/>
-          </w:tcPr>
-          <w:p>
-            <w:r/>
-            <w:r>
-              <w:rPr>
-                <w:b w:val="0"/>
-                <w:sz w:val="17"/>
-              </w:rPr>
-              <w:t>shot_035.png</w:t>
+            <w:tcW w:type="dxa" w:w="3168"/>
+          </w:tcPr>
+          <w:p>
+            <w:r/>
+            <w:r>
+              <w:rPr>
+                <w:b w:val="0"/>
+                <w:sz w:val="17"/>
+              </w:rPr>
+              <w:t>1. bat_company → 2. coral_sign</w:t>
+            </w:r>
+          </w:p>
+        </w:tc>
+        <w:tc>
+          <w:tcPr>
+            <w:tcW w:type="dxa" w:w="1584"/>
+          </w:tcPr>
+          <w:p>
+            <w:r/>
+            <w:r>
+              <w:rPr>
+                <w:b w:val="0"/>
+                <w:sz w:val="17"/>
+              </w:rPr>
+              <w:t>frame_035/ (2 png)</w:t>
             </w:r>
           </w:p>
         </w:tc>
@@ -3822,7 +3822,7 @@
       <w:tr>
         <w:tc>
           <w:tcPr>
-            <w:tcW w:type="dxa" w:w="576"/>
+            <w:tcW w:type="dxa" w:w="648"/>
           </w:tcPr>
           <w:p>
             <w:r/>
@@ -3837,7 +3837,7 @@
         </w:tc>
         <w:tc>
           <w:tcPr>
-            <w:tcW w:type="dxa" w:w="1296"/>
+            <w:tcW w:type="dxa" w:w="1224"/>
           </w:tcPr>
           <w:p>
             <w:r/>
@@ -3852,7 +3852,7 @@
         </w:tc>
         <w:tc>
           <w:tcPr>
-            <w:tcW w:type="dxa" w:w="3312"/>
+            <w:tcW w:type="dxa" w:w="3024"/>
           </w:tcPr>
           <w:p>
             <w:r/>
@@ -3867,31 +3867,31 @@
         </w:tc>
         <w:tc>
           <w:tcPr>
-            <w:tcW w:type="dxa" w:w="3600"/>
-          </w:tcPr>
-          <w:p>
-            <w:r/>
-            <w:r>
-              <w:rPr>
-                <w:b w:val="0"/>
-                <w:sz w:val="17"/>
-              </w:rPr>
-              <w:t>teal-blue fox host (rounded chunky body</w:t>
-            </w:r>
-          </w:p>
-        </w:tc>
-        <w:tc>
-          <w:tcPr>
-            <w:tcW w:type="dxa" w:w="1152"/>
-          </w:tcPr>
-          <w:p>
-            <w:r/>
-            <w:r>
-              <w:rPr>
-                <w:b w:val="0"/>
-                <w:sz w:val="17"/>
-              </w:rPr>
-              <w:t>shot_036.png</w:t>
+            <w:tcW w:type="dxa" w:w="3168"/>
+          </w:tcPr>
+          <w:p>
+            <w:r/>
+            <w:r>
+              <w:rPr>
+                <w:b w:val="0"/>
+                <w:sz w:val="17"/>
+              </w:rPr>
+              <w:t>1. host → 2. calendar → 3. question_mark</w:t>
+            </w:r>
+          </w:p>
+        </w:tc>
+        <w:tc>
+          <w:tcPr>
+            <w:tcW w:type="dxa" w:w="1584"/>
+          </w:tcPr>
+          <w:p>
+            <w:r/>
+            <w:r>
+              <w:rPr>
+                <w:b w:val="0"/>
+                <w:sz w:val="17"/>
+              </w:rPr>
+              <w:t>frame_036/ (3 png)</w:t>
             </w:r>
           </w:p>
         </w:tc>
@@ -3914,7 +3914,7 @@
       <w:tr>
         <w:tc>
           <w:tcPr>
-            <w:tcW w:type="dxa" w:w="576"/>
+            <w:tcW w:type="dxa" w:w="648"/>
           </w:tcPr>
           <w:p>
             <w:r/>
@@ -3929,7 +3929,7 @@
         </w:tc>
         <w:tc>
           <w:tcPr>
-            <w:tcW w:type="dxa" w:w="1296"/>
+            <w:tcW w:type="dxa" w:w="1224"/>
           </w:tcPr>
           <w:p>
             <w:r/>
@@ -3944,7 +3944,7 @@
         </w:tc>
         <w:tc>
           <w:tcPr>
-            <w:tcW w:type="dxa" w:w="3312"/>
+            <w:tcW w:type="dxa" w:w="3024"/>
           </w:tcPr>
           <w:p>
             <w:r/>
@@ -3959,31 +3959,31 @@
         </w:tc>
         <w:tc>
           <w:tcPr>
-            <w:tcW w:type="dxa" w:w="3600"/>
-          </w:tcPr>
-          <w:p>
-            <w:r/>
-            <w:r>
-              <w:rPr>
-                <w:b w:val="0"/>
-                <w:sz w:val="17"/>
-              </w:rPr>
-              <w:t>teal-blue fox host (rounded chunky body</w:t>
-            </w:r>
-          </w:p>
-        </w:tc>
-        <w:tc>
-          <w:tcPr>
-            <w:tcW w:type="dxa" w:w="1152"/>
-          </w:tcPr>
-          <w:p>
-            <w:r/>
-            <w:r>
-              <w:rPr>
-                <w:b w:val="0"/>
-                <w:sz w:val="17"/>
-              </w:rPr>
-              <w:t>shot_037.mp4</w:t>
+            <w:tcW w:type="dxa" w:w="3168"/>
+          </w:tcPr>
+          <w:p>
+            <w:r/>
+            <w:r>
+              <w:rPr>
+                <w:b w:val="0"/>
+                <w:sz w:val="17"/>
+              </w:rPr>
+              <w:t>1. host → 2. calendar_flip</w:t>
+            </w:r>
+          </w:p>
+        </w:tc>
+        <w:tc>
+          <w:tcPr>
+            <w:tcW w:type="dxa" w:w="1584"/>
+          </w:tcPr>
+          <w:p>
+            <w:r/>
+            <w:r>
+              <w:rPr>
+                <w:b w:val="0"/>
+                <w:sz w:val="17"/>
+              </w:rPr>
+              <w:t>frame_037/ (2 png, +clip)</w:t>
             </w:r>
           </w:p>
         </w:tc>
@@ -4006,7 +4006,7 @@
       <w:tr>
         <w:tc>
           <w:tcPr>
-            <w:tcW w:type="dxa" w:w="576"/>
+            <w:tcW w:type="dxa" w:w="648"/>
           </w:tcPr>
           <w:p>
             <w:r/>
@@ -4021,7 +4021,7 @@
         </w:tc>
         <w:tc>
           <w:tcPr>
-            <w:tcW w:type="dxa" w:w="1296"/>
+            <w:tcW w:type="dxa" w:w="1224"/>
           </w:tcPr>
           <w:p>
             <w:r/>
@@ -4036,7 +4036,7 @@
         </w:tc>
         <w:tc>
           <w:tcPr>
-            <w:tcW w:type="dxa" w:w="3312"/>
+            <w:tcW w:type="dxa" w:w="3024"/>
           </w:tcPr>
           <w:p>
             <w:r/>
@@ -4051,31 +4051,31 @@
         </w:tc>
         <w:tc>
           <w:tcPr>
-            <w:tcW w:type="dxa" w:w="3600"/>
-          </w:tcPr>
-          <w:p>
-            <w:r/>
-            <w:r>
-              <w:rPr>
-                <w:b w:val="0"/>
-                <w:sz w:val="17"/>
-              </w:rPr>
-              <w:t>A simple rounded teal humanoid figure (no facial detail) dropping a small coral …</w:t>
-            </w:r>
-          </w:p>
-        </w:tc>
-        <w:tc>
-          <w:tcPr>
-            <w:tcW w:type="dxa" w:w="1152"/>
-          </w:tcPr>
-          <w:p>
-            <w:r/>
-            <w:r>
-              <w:rPr>
-                <w:b w:val="0"/>
-                <w:sz w:val="17"/>
-              </w:rPr>
-              <w:t>shot_038.mp4</w:t>
+            <w:tcW w:type="dxa" w:w="3168"/>
+          </w:tcPr>
+          <w:p>
+            <w:r/>
+            <w:r>
+              <w:rPr>
+                <w:b w:val="0"/>
+                <w:sz w:val="17"/>
+              </w:rPr>
+              <w:t>1. figure → 2. coin → 3. slot_box</w:t>
+            </w:r>
+          </w:p>
+        </w:tc>
+        <w:tc>
+          <w:tcPr>
+            <w:tcW w:type="dxa" w:w="1584"/>
+          </w:tcPr>
+          <w:p>
+            <w:r/>
+            <w:r>
+              <w:rPr>
+                <w:b w:val="0"/>
+                <w:sz w:val="17"/>
+              </w:rPr>
+              <w:t>frame_038/ (3 png, +clip)</w:t>
             </w:r>
           </w:p>
         </w:tc>
@@ -4098,7 +4098,7 @@
       <w:tr>
         <w:tc>
           <w:tcPr>
-            <w:tcW w:type="dxa" w:w="576"/>
+            <w:tcW w:type="dxa" w:w="648"/>
           </w:tcPr>
           <w:p>
             <w:r/>
@@ -4113,7 +4113,7 @@
         </w:tc>
         <w:tc>
           <w:tcPr>
-            <w:tcW w:type="dxa" w:w="1296"/>
+            <w:tcW w:type="dxa" w:w="1224"/>
           </w:tcPr>
           <w:p>
             <w:r/>
@@ -4128,7 +4128,7 @@
         </w:tc>
         <w:tc>
           <w:tcPr>
-            <w:tcW w:type="dxa" w:w="3312"/>
+            <w:tcW w:type="dxa" w:w="3024"/>
           </w:tcPr>
           <w:p>
             <w:r/>
@@ -4143,31 +4143,31 @@
         </w:tc>
         <w:tc>
           <w:tcPr>
-            <w:tcW w:type="dxa" w:w="3600"/>
-          </w:tcPr>
-          <w:p>
-            <w:r/>
-            <w:r>
-              <w:rPr>
-                <w:b w:val="0"/>
-                <w:sz w:val="17"/>
-              </w:rPr>
-              <w:t>The same simple rounded teal humanoid figure (no facial detail) shown with a fai…</w:t>
-            </w:r>
-          </w:p>
-        </w:tc>
-        <w:tc>
-          <w:tcPr>
-            <w:tcW w:type="dxa" w:w="1152"/>
-          </w:tcPr>
-          <w:p>
-            <w:r/>
-            <w:r>
-              <w:rPr>
-                <w:b w:val="0"/>
-                <w:sz w:val="17"/>
-              </w:rPr>
-              <w:t>shot_039.png</w:t>
+            <w:tcW w:type="dxa" w:w="3168"/>
+          </w:tcPr>
+          <w:p>
+            <w:r/>
+            <w:r>
+              <w:rPr>
+                <w:b w:val="0"/>
+                <w:sz w:val="17"/>
+              </w:rPr>
+              <w:t>1. figure_bat → 2. droplet</w:t>
+            </w:r>
+          </w:p>
+        </w:tc>
+        <w:tc>
+          <w:tcPr>
+            <w:tcW w:type="dxa" w:w="1584"/>
+          </w:tcPr>
+          <w:p>
+            <w:r/>
+            <w:r>
+              <w:rPr>
+                <w:b w:val="0"/>
+                <w:sz w:val="17"/>
+              </w:rPr>
+              <w:t>frame_039/ (2 png)</w:t>
             </w:r>
           </w:p>
         </w:tc>
@@ -4190,7 +4190,7 @@
       <w:tr>
         <w:tc>
           <w:tcPr>
-            <w:tcW w:type="dxa" w:w="576"/>
+            <w:tcW w:type="dxa" w:w="648"/>
           </w:tcPr>
           <w:p>
             <w:r/>
@@ -4205,7 +4205,7 @@
         </w:tc>
         <w:tc>
           <w:tcPr>
-            <w:tcW w:type="dxa" w:w="1296"/>
+            <w:tcW w:type="dxa" w:w="1224"/>
           </w:tcPr>
           <w:p>
             <w:r/>
@@ -4220,7 +4220,7 @@
         </w:tc>
         <w:tc>
           <w:tcPr>
-            <w:tcW w:type="dxa" w:w="3312"/>
+            <w:tcW w:type="dxa" w:w="3024"/>
           </w:tcPr>
           <w:p>
             <w:r/>
@@ -4235,31 +4235,31 @@
         </w:tc>
         <w:tc>
           <w:tcPr>
-            <w:tcW w:type="dxa" w:w="3600"/>
-          </w:tcPr>
-          <w:p>
-            <w:r/>
-            <w:r>
-              <w:rPr>
-                <w:b w:val="0"/>
-                <w:sz w:val="17"/>
-              </w:rPr>
-              <w:t>On an ochre field</w:t>
-            </w:r>
-          </w:p>
-        </w:tc>
-        <w:tc>
-          <w:tcPr>
-            <w:tcW w:type="dxa" w:w="1152"/>
-          </w:tcPr>
-          <w:p>
-            <w:r/>
-            <w:r>
-              <w:rPr>
-                <w:b w:val="0"/>
-                <w:sz w:val="17"/>
-              </w:rPr>
-              <w:t>shot_040.png</w:t>
+            <w:tcW w:type="dxa" w:w="3168"/>
+          </w:tcPr>
+          <w:p>
+            <w:r/>
+            <w:r>
+              <w:rPr>
+                <w:b w:val="0"/>
+                <w:sz w:val="17"/>
+              </w:rPr>
+              <w:t>1. coin_to_shield</w:t>
+            </w:r>
+          </w:p>
+        </w:tc>
+        <w:tc>
+          <w:tcPr>
+            <w:tcW w:type="dxa" w:w="1584"/>
+          </w:tcPr>
+          <w:p>
+            <w:r/>
+            <w:r>
+              <w:rPr>
+                <w:b w:val="0"/>
+                <w:sz w:val="17"/>
+              </w:rPr>
+              <w:t>frame_040/ (1 png)</w:t>
             </w:r>
           </w:p>
         </w:tc>
@@ -4282,7 +4282,7 @@
       <w:tr>
         <w:tc>
           <w:tcPr>
-            <w:tcW w:type="dxa" w:w="576"/>
+            <w:tcW w:type="dxa" w:w="648"/>
           </w:tcPr>
           <w:p>
             <w:r/>
@@ -4297,7 +4297,7 @@
         </w:tc>
         <w:tc>
           <w:tcPr>
-            <w:tcW w:type="dxa" w:w="1296"/>
+            <w:tcW w:type="dxa" w:w="1224"/>
           </w:tcPr>
           <w:p>
             <w:r/>
@@ -4312,7 +4312,7 @@
         </w:tc>
         <w:tc>
           <w:tcPr>
-            <w:tcW w:type="dxa" w:w="3312"/>
+            <w:tcW w:type="dxa" w:w="3024"/>
           </w:tcPr>
           <w:p>
             <w:r/>
@@ -4327,31 +4327,31 @@
         </w:tc>
         <w:tc>
           <w:tcPr>
-            <w:tcW w:type="dxa" w:w="3600"/>
-          </w:tcPr>
-          <w:p>
-            <w:r/>
-            <w:r>
-              <w:rPr>
-                <w:b w:val="0"/>
-                <w:sz w:val="17"/>
-              </w:rPr>
-              <w:t>A coral disaster bolt striking down at a simple rounded teal humanoid figure (no…</w:t>
-            </w:r>
-          </w:p>
-        </w:tc>
-        <w:tc>
-          <w:tcPr>
-            <w:tcW w:type="dxa" w:w="1152"/>
-          </w:tcPr>
-          <w:p>
-            <w:r/>
-            <w:r>
-              <w:rPr>
-                <w:b w:val="0"/>
-                <w:sz w:val="17"/>
-              </w:rPr>
-              <w:t>shot_041.png</w:t>
+            <w:tcW w:type="dxa" w:w="3168"/>
+          </w:tcPr>
+          <w:p>
+            <w:r/>
+            <w:r>
+              <w:rPr>
+                <w:b w:val="0"/>
+                <w:sz w:val="17"/>
+              </w:rPr>
+              <w:t>1. coral_bolt → 2. figure → 3. coral_dome</w:t>
+            </w:r>
+          </w:p>
+        </w:tc>
+        <w:tc>
+          <w:tcPr>
+            <w:tcW w:type="dxa" w:w="1584"/>
+          </w:tcPr>
+          <w:p>
+            <w:r/>
+            <w:r>
+              <w:rPr>
+                <w:b w:val="0"/>
+                <w:sz w:val="17"/>
+              </w:rPr>
+              <w:t>frame_041/ (3 png)</w:t>
             </w:r>
           </w:p>
         </w:tc>
@@ -4374,7 +4374,7 @@
       <w:tr>
         <w:tc>
           <w:tcPr>
-            <w:tcW w:type="dxa" w:w="576"/>
+            <w:tcW w:type="dxa" w:w="648"/>
           </w:tcPr>
           <w:p>
             <w:r/>
@@ -4389,7 +4389,7 @@
         </w:tc>
         <w:tc>
           <w:tcPr>
-            <w:tcW w:type="dxa" w:w="1296"/>
+            <w:tcW w:type="dxa" w:w="1224"/>
           </w:tcPr>
           <w:p>
             <w:r/>
@@ -4404,7 +4404,7 @@
         </w:tc>
         <w:tc>
           <w:tcPr>
-            <w:tcW w:type="dxa" w:w="3312"/>
+            <w:tcW w:type="dxa" w:w="3024"/>
           </w:tcPr>
           <w:p>
             <w:r/>
@@ -4419,31 +4419,31 @@
         </w:tc>
         <w:tc>
           <w:tcPr>
-            <w:tcW w:type="dxa" w:w="3600"/>
-          </w:tcPr>
-          <w:p>
-            <w:r/>
-            <w:r>
-              <w:rPr>
-                <w:b w:val="0"/>
-                <w:sz w:val="17"/>
-              </w:rPr>
-              <w:t>teal-blue fox host (rounded chunky body</w:t>
-            </w:r>
-          </w:p>
-        </w:tc>
-        <w:tc>
-          <w:tcPr>
-            <w:tcW w:type="dxa" w:w="1152"/>
-          </w:tcPr>
-          <w:p>
-            <w:r/>
-            <w:r>
-              <w:rPr>
-                <w:b w:val="0"/>
-                <w:sz w:val="17"/>
-              </w:rPr>
-              <w:t>shot_042.png</w:t>
+            <w:tcW w:type="dxa" w:w="3168"/>
+          </w:tcPr>
+          <w:p>
+            <w:r/>
+            <w:r>
+              <w:rPr>
+                <w:b w:val="0"/>
+                <w:sz w:val="17"/>
+              </w:rPr>
+              <w:t>1. host</w:t>
+            </w:r>
+          </w:p>
+        </w:tc>
+        <w:tc>
+          <w:tcPr>
+            <w:tcW w:type="dxa" w:w="1584"/>
+          </w:tcPr>
+          <w:p>
+            <w:r/>
+            <w:r>
+              <w:rPr>
+                <w:b w:val="0"/>
+                <w:sz w:val="17"/>
+              </w:rPr>
+              <w:t>frame_042/ (1 png)</w:t>
             </w:r>
           </w:p>
         </w:tc>
@@ -4466,7 +4466,7 @@
       <w:tr>
         <w:tc>
           <w:tcPr>
-            <w:tcW w:type="dxa" w:w="576"/>
+            <w:tcW w:type="dxa" w:w="648"/>
           </w:tcPr>
           <w:p>
             <w:r/>
@@ -4481,7 +4481,7 @@
         </w:tc>
         <w:tc>
           <w:tcPr>
-            <w:tcW w:type="dxa" w:w="1296"/>
+            <w:tcW w:type="dxa" w:w="1224"/>
           </w:tcPr>
           <w:p>
             <w:r/>
@@ -4496,7 +4496,7 @@
         </w:tc>
         <w:tc>
           <w:tcPr>
-            <w:tcW w:type="dxa" w:w="3312"/>
+            <w:tcW w:type="dxa" w:w="3024"/>
           </w:tcPr>
           <w:p>
             <w:r/>
@@ -4511,31 +4511,31 @@
         </w:tc>
         <w:tc>
           <w:tcPr>
-            <w:tcW w:type="dxa" w:w="3600"/>
-          </w:tcPr>
-          <w:p>
-            <w:r/>
-            <w:r>
-              <w:rPr>
-                <w:b w:val="0"/>
-                <w:sz w:val="17"/>
-              </w:rPr>
-              <w:t>Warm scene of several of rounded vampire bat (deep-navy body</w:t>
-            </w:r>
-          </w:p>
-        </w:tc>
-        <w:tc>
-          <w:tcPr>
-            <w:tcW w:type="dxa" w:w="1152"/>
-          </w:tcPr>
-          <w:p>
-            <w:r/>
-            <w:r>
-              <w:rPr>
-                <w:b w:val="0"/>
-                <w:sz w:val="17"/>
-              </w:rPr>
-              <w:t>shot_043.png</w:t>
+            <w:tcW w:type="dxa" w:w="3168"/>
+          </w:tcPr>
+          <w:p>
+            <w:r/>
+            <w:r>
+              <w:rPr>
+                <w:b w:val="0"/>
+                <w:sz w:val="17"/>
+              </w:rPr>
+              <w:t>1. bat_friends → 2. coral_lines</w:t>
+            </w:r>
+          </w:p>
+        </w:tc>
+        <w:tc>
+          <w:tcPr>
+            <w:tcW w:type="dxa" w:w="1584"/>
+          </w:tcPr>
+          <w:p>
+            <w:r/>
+            <w:r>
+              <w:rPr>
+                <w:b w:val="0"/>
+                <w:sz w:val="17"/>
+              </w:rPr>
+              <w:t>frame_043/ (2 png)</w:t>
             </w:r>
           </w:p>
         </w:tc>
@@ -4558,7 +4558,7 @@
       <w:tr>
         <w:tc>
           <w:tcPr>
-            <w:tcW w:type="dxa" w:w="576"/>
+            <w:tcW w:type="dxa" w:w="648"/>
           </w:tcPr>
           <w:p>
             <w:r/>
@@ -4573,7 +4573,7 @@
         </w:tc>
         <w:tc>
           <w:tcPr>
-            <w:tcW w:type="dxa" w:w="1296"/>
+            <w:tcW w:type="dxa" w:w="1224"/>
           </w:tcPr>
           <w:p>
             <w:r/>
@@ -4588,7 +4588,7 @@
         </w:tc>
         <w:tc>
           <w:tcPr>
-            <w:tcW w:type="dxa" w:w="3312"/>
+            <w:tcW w:type="dxa" w:w="3024"/>
           </w:tcPr>
           <w:p>
             <w:r/>
@@ -4603,31 +4603,31 @@
         </w:tc>
         <w:tc>
           <w:tcPr>
-            <w:tcW w:type="dxa" w:w="3600"/>
-          </w:tcPr>
-          <w:p>
-            <w:r/>
-            <w:r>
-              <w:rPr>
-                <w:b w:val="0"/>
-                <w:sz w:val="17"/>
-              </w:rPr>
-              <w:t>A cool</w:t>
-            </w:r>
-          </w:p>
-        </w:tc>
-        <w:tc>
-          <w:tcPr>
-            <w:tcW w:type="dxa" w:w="1152"/>
-          </w:tcPr>
-          <w:p>
-            <w:r/>
-            <w:r>
-              <w:rPr>
-                <w:b w:val="0"/>
-                <w:sz w:val="17"/>
-              </w:rPr>
-              <w:t>shot_044.png</w:t>
+            <w:tcW w:type="dxa" w:w="3168"/>
+          </w:tcPr>
+          <w:p>
+            <w:r/>
+            <w:r>
+              <w:rPr>
+                <w:b w:val="0"/>
+                <w:sz w:val="17"/>
+              </w:rPr>
+              <w:t>1. abacus → 2. grid</w:t>
+            </w:r>
+          </w:p>
+        </w:tc>
+        <w:tc>
+          <w:tcPr>
+            <w:tcW w:type="dxa" w:w="1584"/>
+          </w:tcPr>
+          <w:p>
+            <w:r/>
+            <w:r>
+              <w:rPr>
+                <w:b w:val="0"/>
+                <w:sz w:val="17"/>
+              </w:rPr>
+              <w:t>frame_044/ (2 png)</w:t>
             </w:r>
           </w:p>
         </w:tc>
@@ -4650,7 +4650,7 @@
       <w:tr>
         <w:tc>
           <w:tcPr>
-            <w:tcW w:type="dxa" w:w="576"/>
+            <w:tcW w:type="dxa" w:w="648"/>
           </w:tcPr>
           <w:p>
             <w:r/>
@@ -4665,7 +4665,7 @@
         </w:tc>
         <w:tc>
           <w:tcPr>
-            <w:tcW w:type="dxa" w:w="1296"/>
+            <w:tcW w:type="dxa" w:w="1224"/>
           </w:tcPr>
           <w:p>
             <w:r/>
@@ -4680,7 +4680,7 @@
         </w:tc>
         <w:tc>
           <w:tcPr>
-            <w:tcW w:type="dxa" w:w="3312"/>
+            <w:tcW w:type="dxa" w:w="3024"/>
           </w:tcPr>
           <w:p>
             <w:r/>
@@ -4695,31 +4695,31 @@
         </w:tc>
         <w:tc>
           <w:tcPr>
-            <w:tcW w:type="dxa" w:w="3600"/>
-          </w:tcPr>
-          <w:p>
-            <w:r/>
-            <w:r>
-              <w:rPr>
-                <w:b w:val="0"/>
-                <w:sz w:val="17"/>
-              </w:rPr>
-              <w:t>The navy abacus calculating</w:t>
-            </w:r>
-          </w:p>
-        </w:tc>
-        <w:tc>
-          <w:tcPr>
-            <w:tcW w:type="dxa" w:w="1152"/>
-          </w:tcPr>
-          <w:p>
-            <w:r/>
-            <w:r>
-              <w:rPr>
-                <w:b w:val="0"/>
-                <w:sz w:val="17"/>
-              </w:rPr>
-              <w:t>shot_045.png</w:t>
+            <w:tcW w:type="dxa" w:w="3168"/>
+          </w:tcPr>
+          <w:p>
+            <w:r/>
+            <w:r>
+              <w:rPr>
+                <w:b w:val="0"/>
+                <w:sz w:val="17"/>
+              </w:rPr>
+              <w:t>1. abacus → 2. price_tag</w:t>
+            </w:r>
+          </w:p>
+        </w:tc>
+        <w:tc>
+          <w:tcPr>
+            <w:tcW w:type="dxa" w:w="1584"/>
+          </w:tcPr>
+          <w:p>
+            <w:r/>
+            <w:r>
+              <w:rPr>
+                <w:b w:val="0"/>
+                <w:sz w:val="17"/>
+              </w:rPr>
+              <w:t>frame_045/ (2 png)</w:t>
             </w:r>
           </w:p>
         </w:tc>
@@ -4742,7 +4742,7 @@
       <w:tr>
         <w:tc>
           <w:tcPr>
-            <w:tcW w:type="dxa" w:w="576"/>
+            <w:tcW w:type="dxa" w:w="648"/>
           </w:tcPr>
           <w:p>
             <w:r/>
@@ -4757,7 +4757,7 @@
         </w:tc>
         <w:tc>
           <w:tcPr>
-            <w:tcW w:type="dxa" w:w="1296"/>
+            <w:tcW w:type="dxa" w:w="1224"/>
           </w:tcPr>
           <w:p>
             <w:r/>
@@ -4772,7 +4772,7 @@
         </w:tc>
         <w:tc>
           <w:tcPr>
-            <w:tcW w:type="dxa" w:w="3312"/>
+            <w:tcW w:type="dxa" w:w="3024"/>
           </w:tcPr>
           <w:p>
             <w:r/>
@@ -4787,31 +4787,31 @@
         </w:tc>
         <w:tc>
           <w:tcPr>
-            <w:tcW w:type="dxa" w:w="3600"/>
-          </w:tcPr>
-          <w:p>
-            <w:r/>
-            <w:r>
-              <w:rPr>
-                <w:b w:val="0"/>
-                <w:sz w:val="17"/>
-              </w:rPr>
-              <w:t>A cold geometric 'company' hand snapping shut a coral claim-folder</w:t>
-            </w:r>
-          </w:p>
-        </w:tc>
-        <w:tc>
-          <w:tcPr>
-            <w:tcW w:type="dxa" w:w="1152"/>
-          </w:tcPr>
-          <w:p>
-            <w:r/>
-            <w:r>
-              <w:rPr>
-                <w:b w:val="0"/>
-                <w:sz w:val="17"/>
-              </w:rPr>
-              <w:t>shot_046.png</w:t>
+            <w:tcW w:type="dxa" w:w="3168"/>
+          </w:tcPr>
+          <w:p>
+            <w:r/>
+            <w:r>
+              <w:rPr>
+                <w:b w:val="0"/>
+                <w:sz w:val="17"/>
+              </w:rPr>
+              <w:t>1. cold_hand → 2. claim_folder</w:t>
+            </w:r>
+          </w:p>
+        </w:tc>
+        <w:tc>
+          <w:tcPr>
+            <w:tcW w:type="dxa" w:w="1584"/>
+          </w:tcPr>
+          <w:p>
+            <w:r/>
+            <w:r>
+              <w:rPr>
+                <w:b w:val="0"/>
+                <w:sz w:val="17"/>
+              </w:rPr>
+              <w:t>frame_046/ (2 png)</w:t>
             </w:r>
           </w:p>
         </w:tc>
@@ -4834,7 +4834,7 @@
       <w:tr>
         <w:tc>
           <w:tcPr>
-            <w:tcW w:type="dxa" w:w="576"/>
+            <w:tcW w:type="dxa" w:w="648"/>
           </w:tcPr>
           <w:p>
             <w:r/>
@@ -4849,7 +4849,7 @@
         </w:tc>
         <w:tc>
           <w:tcPr>
-            <w:tcW w:type="dxa" w:w="1296"/>
+            <w:tcW w:type="dxa" w:w="1224"/>
           </w:tcPr>
           <w:p>
             <w:r/>
@@ -4864,7 +4864,7 @@
         </w:tc>
         <w:tc>
           <w:tcPr>
-            <w:tcW w:type="dxa" w:w="3312"/>
+            <w:tcW w:type="dxa" w:w="3024"/>
           </w:tcPr>
           <w:p>
             <w:r/>
@@ -4879,31 +4879,31 @@
         </w:tc>
         <w:tc>
           <w:tcPr>
-            <w:tcW w:type="dxa" w:w="3600"/>
-          </w:tcPr>
-          <w:p>
-            <w:r/>
-            <w:r>
-              <w:rPr>
-                <w:b w:val="0"/>
-                <w:sz w:val="17"/>
-              </w:rPr>
-              <w:t>teal-blue fox host (rounded chunky body</w:t>
-            </w:r>
-          </w:p>
-        </w:tc>
-        <w:tc>
-          <w:tcPr>
-            <w:tcW w:type="dxa" w:w="1152"/>
-          </w:tcPr>
-          <w:p>
-            <w:r/>
-            <w:r>
-              <w:rPr>
-                <w:b w:val="0"/>
-                <w:sz w:val="17"/>
-              </w:rPr>
-              <w:t>shot_047.png</w:t>
+            <w:tcW w:type="dxa" w:w="3168"/>
+          </w:tcPr>
+          <w:p>
+            <w:r/>
+            <w:r>
+              <w:rPr>
+                <w:b w:val="0"/>
+                <w:sz w:val="17"/>
+              </w:rPr>
+              <w:t>1. host → 2. bat_icon</w:t>
+            </w:r>
+          </w:p>
+        </w:tc>
+        <w:tc>
+          <w:tcPr>
+            <w:tcW w:type="dxa" w:w="1584"/>
+          </w:tcPr>
+          <w:p>
+            <w:r/>
+            <w:r>
+              <w:rPr>
+                <w:b w:val="0"/>
+                <w:sz w:val="17"/>
+              </w:rPr>
+              <w:t>frame_047/ (2 png)</w:t>
             </w:r>
           </w:p>
         </w:tc>
@@ -4926,7 +4926,7 @@
       <w:tr>
         <w:tc>
           <w:tcPr>
-            <w:tcW w:type="dxa" w:w="576"/>
+            <w:tcW w:type="dxa" w:w="648"/>
           </w:tcPr>
           <w:p>
             <w:r/>
@@ -4941,7 +4941,7 @@
         </w:tc>
         <w:tc>
           <w:tcPr>
-            <w:tcW w:type="dxa" w:w="1296"/>
+            <w:tcW w:type="dxa" w:w="1224"/>
           </w:tcPr>
           <w:p>
             <w:r/>
@@ -4956,7 +4956,7 @@
         </w:tc>
         <w:tc>
           <w:tcPr>
-            <w:tcW w:type="dxa" w:w="3312"/>
+            <w:tcW w:type="dxa" w:w="3024"/>
           </w:tcPr>
           <w:p>
             <w:r/>
@@ -4971,31 +4971,31 @@
         </w:tc>
         <w:tc>
           <w:tcPr>
-            <w:tcW w:type="dxa" w:w="3600"/>
-          </w:tcPr>
-          <w:p>
-            <w:r/>
-            <w:r>
-              <w:rPr>
-                <w:b w:val="0"/>
-                <w:sz w:val="17"/>
-              </w:rPr>
-              <w:t>teal-blue fox host (rounded chunky body</w:t>
-            </w:r>
-          </w:p>
-        </w:tc>
-        <w:tc>
-          <w:tcPr>
-            <w:tcW w:type="dxa" w:w="1152"/>
-          </w:tcPr>
-          <w:p>
-            <w:r/>
-            <w:r>
-              <w:rPr>
-                <w:b w:val="0"/>
-                <w:sz w:val="17"/>
-              </w:rPr>
-              <w:t>shot_048.png</w:t>
+            <w:tcW w:type="dxa" w:w="3168"/>
+          </w:tcPr>
+          <w:p>
+            <w:r/>
+            <w:r>
+              <w:rPr>
+                <w:b w:val="0"/>
+                <w:sz w:val="17"/>
+              </w:rPr>
+              <w:t>1. host → 2. spreadsheet</w:t>
+            </w:r>
+          </w:p>
+        </w:tc>
+        <w:tc>
+          <w:tcPr>
+            <w:tcW w:type="dxa" w:w="1584"/>
+          </w:tcPr>
+          <w:p>
+            <w:r/>
+            <w:r>
+              <w:rPr>
+                <w:b w:val="0"/>
+                <w:sz w:val="17"/>
+              </w:rPr>
+              <w:t>frame_048/ (2 png)</w:t>
             </w:r>
           </w:p>
         </w:tc>
@@ -5018,7 +5018,7 @@
       <w:tr>
         <w:tc>
           <w:tcPr>
-            <w:tcW w:type="dxa" w:w="576"/>
+            <w:tcW w:type="dxa" w:w="648"/>
           </w:tcPr>
           <w:p>
             <w:r/>
@@ -5033,7 +5033,7 @@
         </w:tc>
         <w:tc>
           <w:tcPr>
-            <w:tcW w:type="dxa" w:w="1296"/>
+            <w:tcW w:type="dxa" w:w="1224"/>
           </w:tcPr>
           <w:p>
             <w:r/>
@@ -5048,7 +5048,7 @@
         </w:tc>
         <w:tc>
           <w:tcPr>
-            <w:tcW w:type="dxa" w:w="3312"/>
+            <w:tcW w:type="dxa" w:w="3024"/>
           </w:tcPr>
           <w:p>
             <w:r/>
@@ -5063,31 +5063,31 @@
         </w:tc>
         <w:tc>
           <w:tcPr>
-            <w:tcW w:type="dxa" w:w="3600"/>
-          </w:tcPr>
-          <w:p>
-            <w:r/>
-            <w:r>
-              <w:rPr>
-                <w:b w:val="0"/>
-                <w:sz w:val="17"/>
-              </w:rPr>
-              <w:t>Medium shot of teal-blue fox host (rounded chunky body</w:t>
-            </w:r>
-          </w:p>
-        </w:tc>
-        <w:tc>
-          <w:tcPr>
-            <w:tcW w:type="dxa" w:w="1152"/>
-          </w:tcPr>
-          <w:p>
-            <w:r/>
-            <w:r>
-              <w:rPr>
-                <w:b w:val="0"/>
-                <w:sz w:val="17"/>
-              </w:rPr>
-              <w:t>shot_049.png</w:t>
+            <w:tcW w:type="dxa" w:w="3168"/>
+          </w:tcPr>
+          <w:p>
+            <w:r/>
+            <w:r>
+              <w:rPr>
+                <w:b w:val="0"/>
+                <w:sz w:val="17"/>
+              </w:rPr>
+              <w:t>1. host</w:t>
+            </w:r>
+          </w:p>
+        </w:tc>
+        <w:tc>
+          <w:tcPr>
+            <w:tcW w:type="dxa" w:w="1584"/>
+          </w:tcPr>
+          <w:p>
+            <w:r/>
+            <w:r>
+              <w:rPr>
+                <w:b w:val="0"/>
+                <w:sz w:val="17"/>
+              </w:rPr>
+              <w:t>frame_049/ (1 png)</w:t>
             </w:r>
           </w:p>
         </w:tc>
@@ -5110,7 +5110,7 @@
       <w:tr>
         <w:tc>
           <w:tcPr>
-            <w:tcW w:type="dxa" w:w="576"/>
+            <w:tcW w:type="dxa" w:w="648"/>
           </w:tcPr>
           <w:p>
             <w:r/>
@@ -5125,7 +5125,7 @@
         </w:tc>
         <w:tc>
           <w:tcPr>
-            <w:tcW w:type="dxa" w:w="1296"/>
+            <w:tcW w:type="dxa" w:w="1224"/>
           </w:tcPr>
           <w:p>
             <w:r/>
@@ -5140,7 +5140,7 @@
         </w:tc>
         <w:tc>
           <w:tcPr>
-            <w:tcW w:type="dxa" w:w="3312"/>
+            <w:tcW w:type="dxa" w:w="3024"/>
           </w:tcPr>
           <w:p>
             <w:r/>
@@ -5155,31 +5155,31 @@
         </w:tc>
         <w:tc>
           <w:tcPr>
-            <w:tcW w:type="dxa" w:w="3600"/>
-          </w:tcPr>
-          <w:p>
-            <w:r/>
-            <w:r>
-              <w:rPr>
-                <w:b w:val="0"/>
-                <w:sz w:val="17"/>
-              </w:rPr>
-              <w:t>A lone simple rounded teal humanoid figure (no facial detail) straining under a …</w:t>
-            </w:r>
-          </w:p>
-        </w:tc>
-        <w:tc>
-          <w:tcPr>
-            <w:tcW w:type="dxa" w:w="1152"/>
-          </w:tcPr>
-          <w:p>
-            <w:r/>
-            <w:r>
-              <w:rPr>
-                <w:b w:val="0"/>
-                <w:sz w:val="17"/>
-              </w:rPr>
-              <w:t>shot_050.png</w:t>
+            <w:tcW w:type="dxa" w:w="3168"/>
+          </w:tcPr>
+          <w:p>
+            <w:r/>
+            <w:r>
+              <w:rPr>
+                <w:b w:val="0"/>
+                <w:sz w:val="17"/>
+              </w:rPr>
+              <w:t>1. straining_figure → 2. dark_load</w:t>
+            </w:r>
+          </w:p>
+        </w:tc>
+        <w:tc>
+          <w:tcPr>
+            <w:tcW w:type="dxa" w:w="1584"/>
+          </w:tcPr>
+          <w:p>
+            <w:r/>
+            <w:r>
+              <w:rPr>
+                <w:b w:val="0"/>
+                <w:sz w:val="17"/>
+              </w:rPr>
+              <w:t>frame_050/ (2 png)</w:t>
             </w:r>
           </w:p>
         </w:tc>
@@ -5202,7 +5202,7 @@
       <w:tr>
         <w:tc>
           <w:tcPr>
-            <w:tcW w:type="dxa" w:w="576"/>
+            <w:tcW w:type="dxa" w:w="648"/>
           </w:tcPr>
           <w:p>
             <w:r/>
@@ -5217,7 +5217,7 @@
         </w:tc>
         <w:tc>
           <w:tcPr>
-            <w:tcW w:type="dxa" w:w="1296"/>
+            <w:tcW w:type="dxa" w:w="1224"/>
           </w:tcPr>
           <w:p>
             <w:r/>
@@ -5232,7 +5232,7 @@
         </w:tc>
         <w:tc>
           <w:tcPr>
-            <w:tcW w:type="dxa" w:w="3312"/>
+            <w:tcW w:type="dxa" w:w="3024"/>
           </w:tcPr>
           <w:p>
             <w:r/>
@@ -5247,31 +5247,31 @@
         </w:tc>
         <w:tc>
           <w:tcPr>
-            <w:tcW w:type="dxa" w:w="3600"/>
-          </w:tcPr>
-          <w:p>
-            <w:r/>
-            <w:r>
-              <w:rPr>
-                <w:b w:val="0"/>
-                <w:sz w:val="17"/>
-              </w:rPr>
-              <w:t>The same huge load now lifted easily by many of simple rounded teal humanoid fig…</w:t>
-            </w:r>
-          </w:p>
-        </w:tc>
-        <w:tc>
-          <w:tcPr>
-            <w:tcW w:type="dxa" w:w="1152"/>
-          </w:tcPr>
-          <w:p>
-            <w:r/>
-            <w:r>
-              <w:rPr>
-                <w:b w:val="0"/>
-                <w:sz w:val="17"/>
-              </w:rPr>
-              <w:t>shot_051.png</w:t>
+            <w:tcW w:type="dxa" w:w="3168"/>
+          </w:tcPr>
+          <w:p>
+            <w:r/>
+            <w:r>
+              <w:rPr>
+                <w:b w:val="0"/>
+                <w:sz w:val="17"/>
+              </w:rPr>
+              <w:t>1. figure_group → 2. load</w:t>
+            </w:r>
+          </w:p>
+        </w:tc>
+        <w:tc>
+          <w:tcPr>
+            <w:tcW w:type="dxa" w:w="1584"/>
+          </w:tcPr>
+          <w:p>
+            <w:r/>
+            <w:r>
+              <w:rPr>
+                <w:b w:val="0"/>
+                <w:sz w:val="17"/>
+              </w:rPr>
+              <w:t>frame_051/ (2 png)</w:t>
             </w:r>
           </w:p>
         </w:tc>
@@ -5294,7 +5294,7 @@
       <w:tr>
         <w:tc>
           <w:tcPr>
-            <w:tcW w:type="dxa" w:w="576"/>
+            <w:tcW w:type="dxa" w:w="648"/>
           </w:tcPr>
           <w:p>
             <w:r/>
@@ -5309,7 +5309,7 @@
         </w:tc>
         <w:tc>
           <w:tcPr>
-            <w:tcW w:type="dxa" w:w="1296"/>
+            <w:tcW w:type="dxa" w:w="1224"/>
           </w:tcPr>
           <w:p>
             <w:r/>
@@ -5324,7 +5324,7 @@
         </w:tc>
         <w:tc>
           <w:tcPr>
-            <w:tcW w:type="dxa" w:w="3312"/>
+            <w:tcW w:type="dxa" w:w="3024"/>
           </w:tcPr>
           <w:p>
             <w:r/>
@@ -5339,31 +5339,31 @@
         </w:tc>
         <w:tc>
           <w:tcPr>
-            <w:tcW w:type="dxa" w:w="3600"/>
-          </w:tcPr>
-          <w:p>
-            <w:r/>
-            <w:r>
-              <w:rPr>
-                <w:b w:val="0"/>
-                <w:sz w:val="17"/>
-              </w:rPr>
-              <w:t>A simple rounded teal humanoid figure (no facial detail) calmly placing a small …</w:t>
-            </w:r>
-          </w:p>
-        </w:tc>
-        <w:tc>
-          <w:tcPr>
-            <w:tcW w:type="dxa" w:w="1152"/>
-          </w:tcPr>
-          <w:p>
-            <w:r/>
-            <w:r>
-              <w:rPr>
-                <w:b w:val="0"/>
-                <w:sz w:val="17"/>
-              </w:rPr>
-              <w:t>shot_052.png</w:t>
+            <w:tcW w:type="dxa" w:w="3168"/>
+          </w:tcPr>
+          <w:p>
+            <w:r/>
+            <w:r>
+              <w:rPr>
+                <w:b w:val="0"/>
+                <w:sz w:val="17"/>
+              </w:rPr>
+              <w:t>1. figure → 2. coin → 3. pool</w:t>
+            </w:r>
+          </w:p>
+        </w:tc>
+        <w:tc>
+          <w:tcPr>
+            <w:tcW w:type="dxa" w:w="1584"/>
+          </w:tcPr>
+          <w:p>
+            <w:r/>
+            <w:r>
+              <w:rPr>
+                <w:b w:val="0"/>
+                <w:sz w:val="17"/>
+              </w:rPr>
+              <w:t>frame_052/ (3 png)</w:t>
             </w:r>
           </w:p>
         </w:tc>
@@ -5386,7 +5386,7 @@
       <w:tr>
         <w:tc>
           <w:tcPr>
-            <w:tcW w:type="dxa" w:w="576"/>
+            <w:tcW w:type="dxa" w:w="648"/>
           </w:tcPr>
           <w:p>
             <w:r/>
@@ -5401,7 +5401,7 @@
         </w:tc>
         <w:tc>
           <w:tcPr>
-            <w:tcW w:type="dxa" w:w="1296"/>
+            <w:tcW w:type="dxa" w:w="1224"/>
           </w:tcPr>
           <w:p>
             <w:r/>
@@ -5416,7 +5416,7 @@
         </w:tc>
         <w:tc>
           <w:tcPr>
-            <w:tcW w:type="dxa" w:w="3312"/>
+            <w:tcW w:type="dxa" w:w="3024"/>
           </w:tcPr>
           <w:p>
             <w:r/>
@@ -5431,31 +5431,31 @@
         </w:tc>
         <w:tc>
           <w:tcPr>
-            <w:tcW w:type="dxa" w:w="3600"/>
-          </w:tcPr>
-          <w:p>
-            <w:r/>
-            <w:r>
-              <w:rPr>
-                <w:b w:val="0"/>
-                <w:sz w:val="17"/>
-              </w:rPr>
-              <w:t>A single coral disaster bolt bouncing harmlessly off the group's protective cora…</w:t>
-            </w:r>
-          </w:p>
-        </w:tc>
-        <w:tc>
-          <w:tcPr>
-            <w:tcW w:type="dxa" w:w="1152"/>
-          </w:tcPr>
-          <w:p>
-            <w:r/>
-            <w:r>
-              <w:rPr>
-                <w:b w:val="0"/>
-                <w:sz w:val="17"/>
-              </w:rPr>
-              <w:t>shot_053.png</w:t>
+            <w:tcW w:type="dxa" w:w="3168"/>
+          </w:tcPr>
+          <w:p>
+            <w:r/>
+            <w:r>
+              <w:rPr>
+                <w:b w:val="0"/>
+                <w:sz w:val="17"/>
+              </w:rPr>
+              <w:t>1. coral_bolt → 2. coral_dome</w:t>
+            </w:r>
+          </w:p>
+        </w:tc>
+        <w:tc>
+          <w:tcPr>
+            <w:tcW w:type="dxa" w:w="1584"/>
+          </w:tcPr>
+          <w:p>
+            <w:r/>
+            <w:r>
+              <w:rPr>
+                <w:b w:val="0"/>
+                <w:sz w:val="17"/>
+              </w:rPr>
+              <w:t>frame_053/ (2 png)</w:t>
             </w:r>
           </w:p>
         </w:tc>
@@ -5478,7 +5478,7 @@
       <w:tr>
         <w:tc>
           <w:tcPr>
-            <w:tcW w:type="dxa" w:w="576"/>
+            <w:tcW w:type="dxa" w:w="648"/>
           </w:tcPr>
           <w:p>
             <w:r/>
@@ -5493,7 +5493,7 @@
         </w:tc>
         <w:tc>
           <w:tcPr>
-            <w:tcW w:type="dxa" w:w="1296"/>
+            <w:tcW w:type="dxa" w:w="1224"/>
           </w:tcPr>
           <w:p>
             <w:r/>
@@ -5508,7 +5508,7 @@
         </w:tc>
         <w:tc>
           <w:tcPr>
-            <w:tcW w:type="dxa" w:w="3312"/>
+            <w:tcW w:type="dxa" w:w="3024"/>
           </w:tcPr>
           <w:p>
             <w:r/>
@@ -5523,31 +5523,31 @@
         </w:tc>
         <w:tc>
           <w:tcPr>
-            <w:tcW w:type="dxa" w:w="3600"/>
-          </w:tcPr>
-          <w:p>
-            <w:r/>
-            <w:r>
-              <w:rPr>
-                <w:b w:val="0"/>
-                <w:sz w:val="17"/>
-              </w:rPr>
-              <w:t>Intimate shot of rounded vampire bat (deep-navy body</w:t>
-            </w:r>
-          </w:p>
-        </w:tc>
-        <w:tc>
-          <w:tcPr>
-            <w:tcW w:type="dxa" w:w="1152"/>
-          </w:tcPr>
-          <w:p>
-            <w:r/>
-            <w:r>
-              <w:rPr>
-                <w:b w:val="0"/>
-                <w:sz w:val="17"/>
-              </w:rPr>
-              <w:t>shot_054.png</w:t>
+            <w:tcW w:type="dxa" w:w="3168"/>
+          </w:tcPr>
+          <w:p>
+            <w:r/>
+            <w:r>
+              <w:rPr>
+                <w:b w:val="0"/>
+                <w:sz w:val="17"/>
+              </w:rPr>
+              <w:t>1. bat_wise → 2. droplet</w:t>
+            </w:r>
+          </w:p>
+        </w:tc>
+        <w:tc>
+          <w:tcPr>
+            <w:tcW w:type="dxa" w:w="1584"/>
+          </w:tcPr>
+          <w:p>
+            <w:r/>
+            <w:r>
+              <w:rPr>
+                <w:b w:val="0"/>
+                <w:sz w:val="17"/>
+              </w:rPr>
+              <w:t>frame_054/ (2 png)</w:t>
             </w:r>
           </w:p>
         </w:tc>
@@ -5570,7 +5570,7 @@
       <w:tr>
         <w:tc>
           <w:tcPr>
-            <w:tcW w:type="dxa" w:w="576"/>
+            <w:tcW w:type="dxa" w:w="648"/>
           </w:tcPr>
           <w:p>
             <w:r/>
@@ -5585,7 +5585,7 @@
         </w:tc>
         <w:tc>
           <w:tcPr>
-            <w:tcW w:type="dxa" w:w="1296"/>
+            <w:tcW w:type="dxa" w:w="1224"/>
           </w:tcPr>
           <w:p>
             <w:r/>
@@ -5600,7 +5600,7 @@
         </w:tc>
         <w:tc>
           <w:tcPr>
-            <w:tcW w:type="dxa" w:w="3312"/>
+            <w:tcW w:type="dxa" w:w="3024"/>
           </w:tcPr>
           <w:p>
             <w:r/>
@@ -5615,31 +5615,31 @@
         </w:tc>
         <w:tc>
           <w:tcPr>
-            <w:tcW w:type="dxa" w:w="3600"/>
-          </w:tcPr>
-          <w:p>
-            <w:r/>
-            <w:r>
-              <w:rPr>
-                <w:b w:val="0"/>
-                <w:sz w:val="17"/>
-              </w:rPr>
-              <w:t>teal-blue fox host (rounded chunky body</w:t>
-            </w:r>
-          </w:p>
-        </w:tc>
-        <w:tc>
-          <w:tcPr>
-            <w:tcW w:type="dxa" w:w="1152"/>
-          </w:tcPr>
-          <w:p>
-            <w:r/>
-            <w:r>
-              <w:rPr>
-                <w:b w:val="0"/>
-                <w:sz w:val="17"/>
-              </w:rPr>
-              <w:t>shot_055.png</w:t>
+            <w:tcW w:type="dxa" w:w="3168"/>
+          </w:tcPr>
+          <w:p>
+            <w:r/>
+            <w:r>
+              <w:rPr>
+                <w:b w:val="0"/>
+                <w:sz w:val="17"/>
+              </w:rPr>
+              <w:t>1. host</w:t>
+            </w:r>
+          </w:p>
+        </w:tc>
+        <w:tc>
+          <w:tcPr>
+            <w:tcW w:type="dxa" w:w="1584"/>
+          </w:tcPr>
+          <w:p>
+            <w:r/>
+            <w:r>
+              <w:rPr>
+                <w:b w:val="0"/>
+                <w:sz w:val="17"/>
+              </w:rPr>
+              <w:t>frame_055/ (1 png)</w:t>
             </w:r>
           </w:p>
         </w:tc>
@@ -5662,7 +5662,7 @@
       <w:tr>
         <w:tc>
           <w:tcPr>
-            <w:tcW w:type="dxa" w:w="576"/>
+            <w:tcW w:type="dxa" w:w="648"/>
           </w:tcPr>
           <w:p>
             <w:r/>
@@ -5677,7 +5677,7 @@
         </w:tc>
         <w:tc>
           <w:tcPr>
-            <w:tcW w:type="dxa" w:w="1296"/>
+            <w:tcW w:type="dxa" w:w="1224"/>
           </w:tcPr>
           <w:p>
             <w:r/>
@@ -5692,7 +5692,7 @@
         </w:tc>
         <w:tc>
           <w:tcPr>
-            <w:tcW w:type="dxa" w:w="3312"/>
+            <w:tcW w:type="dxa" w:w="3024"/>
           </w:tcPr>
           <w:p>
             <w:r/>
@@ -5707,31 +5707,31 @@
         </w:tc>
         <w:tc>
           <w:tcPr>
-            <w:tcW w:type="dxa" w:w="3600"/>
-          </w:tcPr>
-          <w:p>
-            <w:r/>
-            <w:r>
-              <w:rPr>
-                <w:b w:val="0"/>
-                <w:sz w:val="17"/>
-              </w:rPr>
-              <w:t>teal-blue fox host (rounded chunky body</w:t>
-            </w:r>
-          </w:p>
-        </w:tc>
-        <w:tc>
-          <w:tcPr>
-            <w:tcW w:type="dxa" w:w="1152"/>
-          </w:tcPr>
-          <w:p>
-            <w:r/>
-            <w:r>
-              <w:rPr>
-                <w:b w:val="0"/>
-                <w:sz w:val="17"/>
-              </w:rPr>
-              <w:t>shot_056.png</w:t>
+            <w:tcW w:type="dxa" w:w="3168"/>
+          </w:tcPr>
+          <w:p>
+            <w:r/>
+            <w:r>
+              <w:rPr>
+                <w:b w:val="0"/>
+                <w:sz w:val="17"/>
+              </w:rPr>
+              <w:t>1. host</w:t>
+            </w:r>
+          </w:p>
+        </w:tc>
+        <w:tc>
+          <w:tcPr>
+            <w:tcW w:type="dxa" w:w="1584"/>
+          </w:tcPr>
+          <w:p>
+            <w:r/>
+            <w:r>
+              <w:rPr>
+                <w:b w:val="0"/>
+                <w:sz w:val="17"/>
+              </w:rPr>
+              <w:t>frame_056/ (1 png)</w:t>
             </w:r>
           </w:p>
         </w:tc>
